--- a/templates_zmluvy/Splnomocnenie_template.docx
+++ b/templates_zmluvy/Splnomocnenie_template.docx
@@ -11,8 +11,8 @@
           <w:rFonts w:ascii="Calibri Light" w:hAnsi="Calibri Light" w:cs="Calibri Light"/>
           <w:b/>
           <w:bCs/>
-          <w:sz w:val="22"/>
-          <w:szCs w:val="22"/>
+          <w:sz w:val="21"/>
+          <w:szCs w:val="21"/>
         </w:rPr>
       </w:pPr>
       <w:r>
@@ -20,8 +20,8 @@
           <w:rFonts w:ascii="Calibri Light" w:hAnsi="Calibri Light" w:cs="Calibri Light"/>
           <w:b/>
           <w:bCs/>
-          <w:sz w:val="22"/>
-          <w:szCs w:val="22"/>
+          <w:sz w:val="21"/>
+          <w:szCs w:val="21"/>
         </w:rPr>
         <w:t>SPLNOMOCNENIE</w:t>
       </w:r>
@@ -35,8 +35,8 @@
           <w:b/>
           <w:bCs/>
           <w:i/>
-          <w:sz w:val="22"/>
-          <w:szCs w:val="22"/>
+          <w:sz w:val="21"/>
+          <w:szCs w:val="21"/>
         </w:rPr>
       </w:pPr>
       <w:r>
@@ -45,8 +45,8 @@
           <w:b/>
           <w:bCs/>
           <w:i/>
-          <w:sz w:val="22"/>
-          <w:szCs w:val="22"/>
+          <w:sz w:val="21"/>
+          <w:szCs w:val="21"/>
         </w:rPr>
         <w:t>Splnomocniteľ</w:t>
       </w:r>
@@ -56,229 +56,259 @@
           <w:b/>
           <w:bCs/>
           <w:i/>
-          <w:sz w:val="22"/>
-          <w:szCs w:val="22"/>
+          <w:sz w:val="21"/>
+          <w:szCs w:val="21"/>
         </w:rPr>
         <w:t>:</w:t>
       </w:r>
     </w:p>
+    <w:tbl>
+      <w:tblPr>
+        <w:tblStyle w:val="Mriekatabuky"/>
+        <w:tblW w:w="0" w:type="auto"/>
+        <w:tblBorders>
+          <w:top w:val="none" w:sz="0" w:space="0" w:color="auto"/>
+          <w:left w:val="none" w:sz="0" w:space="0" w:color="auto"/>
+          <w:bottom w:val="none" w:sz="0" w:space="0" w:color="auto"/>
+          <w:right w:val="none" w:sz="0" w:space="0" w:color="auto"/>
+          <w:insideH w:val="none" w:sz="0" w:space="0" w:color="auto"/>
+          <w:insideV w:val="none" w:sz="0" w:space="0" w:color="auto"/>
+        </w:tblBorders>
+        <w:tblLook w:val="04A0" w:firstRow="1" w:lastRow="0" w:firstColumn="1" w:lastColumn="0" w:noHBand="0" w:noVBand="1"/>
+      </w:tblPr>
+      <w:tblGrid>
+        <w:gridCol w:w="2830"/>
+        <w:gridCol w:w="6797"/>
+      </w:tblGrid>
+      <w:tr>
+        <w:tc>
+          <w:tcPr>
+            <w:tcW w:w="2830" w:type="dxa"/>
+            <w:vAlign w:val="center"/>
+          </w:tcPr>
+          <w:p>
+            <w:pPr>
+              <w:spacing w:line="360" w:lineRule="auto"/>
+              <w:rPr>
+                <w:rFonts w:asciiTheme="minorHAnsi" w:hAnsiTheme="minorHAnsi" w:cstheme="minorHAnsi"/>
+                <w:iCs/>
+                <w:sz w:val="21"/>
+                <w:szCs w:val="21"/>
+              </w:rPr>
+            </w:pPr>
+            <w:r>
+              <w:rPr>
+                <w:rFonts w:asciiTheme="minorHAnsi" w:hAnsiTheme="minorHAnsi" w:cstheme="minorHAnsi"/>
+                <w:iCs/>
+                <w:sz w:val="21"/>
+                <w:szCs w:val="21"/>
+              </w:rPr>
+              <w:t>Meno a priezvisko</w:t>
+            </w:r>
+          </w:p>
+        </w:tc>
+        <w:tc>
+          <w:tcPr>
+            <w:tcW w:w="6797" w:type="dxa"/>
+            <w:vAlign w:val="center"/>
+          </w:tcPr>
+          <w:p>
+            <w:pPr>
+              <w:spacing w:line="360" w:lineRule="auto"/>
+              <w:rPr>
+                <w:rFonts w:asciiTheme="minorHAnsi" w:hAnsiTheme="minorHAnsi" w:cstheme="minorHAnsi"/>
+                <w:iCs/>
+                <w:sz w:val="21"/>
+                <w:szCs w:val="21"/>
+              </w:rPr>
+            </w:pPr>
+            <w:r>
+              <w:rPr>
+                <w:rFonts w:asciiTheme="minorHAnsi" w:hAnsiTheme="minorHAnsi" w:cstheme="minorHAnsi"/>
+                <w:iCs/>
+                <w:sz w:val="21"/>
+                <w:szCs w:val="21"/>
+              </w:rPr>
+            </w:r>
+          </w:p>
+        </w:tc>
+      </w:tr>
+      <w:tr>
+        <w:tc>
+          <w:tcPr>
+            <w:tcW w:w="2830" w:type="dxa"/>
+            <w:vAlign w:val="center"/>
+          </w:tcPr>
+          <w:p>
+            <w:pPr>
+              <w:spacing w:line="360" w:lineRule="auto"/>
+              <w:rPr>
+                <w:rFonts w:asciiTheme="minorHAnsi" w:hAnsiTheme="minorHAnsi" w:cstheme="minorHAnsi"/>
+                <w:iCs/>
+                <w:sz w:val="21"/>
+                <w:szCs w:val="21"/>
+              </w:rPr>
+            </w:pPr>
+            <w:r>
+              <w:rPr>
+                <w:rFonts w:asciiTheme="minorHAnsi" w:hAnsiTheme="minorHAnsi" w:cstheme="minorHAnsi"/>
+                <w:iCs/>
+                <w:sz w:val="21"/>
+                <w:szCs w:val="21"/>
+              </w:rPr>
+              <w:t>Číslo OP</w:t>
+            </w:r>
+          </w:p>
+        </w:tc>
+        <w:tc>
+          <w:tcPr>
+            <w:tcW w:w="6797" w:type="dxa"/>
+            <w:vAlign w:val="center"/>
+          </w:tcPr>
+          <w:p>
+            <w:pPr>
+              <w:spacing w:line="360" w:lineRule="auto"/>
+              <w:rPr>
+                <w:rFonts w:asciiTheme="minorHAnsi" w:hAnsiTheme="minorHAnsi" w:cstheme="minorHAnsi"/>
+                <w:iCs/>
+                <w:sz w:val="21"/>
+                <w:szCs w:val="21"/>
+              </w:rPr>
+            </w:pPr>
+            <w:r>
+              <w:rPr>
+                <w:rFonts w:asciiTheme="minorHAnsi" w:hAnsiTheme="minorHAnsi" w:cstheme="minorHAnsi"/>
+                <w:iCs/>
+                <w:sz w:val="21"/>
+                <w:szCs w:val="21"/>
+              </w:rPr>
+            </w:r>
+          </w:p>
+        </w:tc>
+      </w:tr>
+      <w:tr>
+        <w:tc>
+          <w:tcPr>
+            <w:tcW w:w="2830" w:type="dxa"/>
+            <w:vAlign w:val="center"/>
+          </w:tcPr>
+          <w:p>
+            <w:pPr>
+              <w:spacing w:line="360" w:lineRule="auto"/>
+              <w:rPr>
+                <w:rFonts w:asciiTheme="minorHAnsi" w:hAnsiTheme="minorHAnsi" w:cstheme="minorHAnsi"/>
+                <w:iCs/>
+                <w:sz w:val="21"/>
+                <w:szCs w:val="21"/>
+              </w:rPr>
+            </w:pPr>
+            <w:r>
+              <w:rPr>
+                <w:rFonts w:asciiTheme="minorHAnsi" w:hAnsiTheme="minorHAnsi" w:cstheme="minorHAnsi"/>
+                <w:iCs/>
+                <w:sz w:val="21"/>
+                <w:szCs w:val="21"/>
+              </w:rPr>
+              <w:t>Dátum narodenia</w:t>
+            </w:r>
+          </w:p>
+        </w:tc>
+        <w:tc>
+          <w:tcPr>
+            <w:tcW w:w="6797" w:type="dxa"/>
+            <w:vAlign w:val="center"/>
+          </w:tcPr>
+          <w:p>
+            <w:pPr>
+              <w:spacing w:line="360" w:lineRule="auto"/>
+              <w:rPr>
+                <w:rFonts w:asciiTheme="minorHAnsi" w:hAnsiTheme="minorHAnsi" w:cstheme="minorHAnsi"/>
+                <w:iCs/>
+                <w:sz w:val="21"/>
+                <w:szCs w:val="21"/>
+              </w:rPr>
+            </w:pPr>
+            <w:r>
+              <w:rPr>
+                <w:rFonts w:asciiTheme="minorHAnsi" w:hAnsiTheme="minorHAnsi" w:cstheme="minorHAnsi"/>
+                <w:iCs/>
+                <w:sz w:val="21"/>
+                <w:szCs w:val="21"/>
+              </w:rPr>
+            </w:r>
+          </w:p>
+        </w:tc>
+      </w:tr>
+      <w:tr>
+        <w:tc>
+          <w:tcPr>
+            <w:tcW w:w="2830" w:type="dxa"/>
+            <w:vAlign w:val="center"/>
+          </w:tcPr>
+          <w:p>
+            <w:pPr>
+              <w:spacing w:line="360" w:lineRule="auto"/>
+              <w:rPr>
+                <w:rFonts w:asciiTheme="minorHAnsi" w:hAnsiTheme="minorHAnsi" w:cstheme="minorHAnsi"/>
+                <w:iCs/>
+                <w:sz w:val="21"/>
+                <w:szCs w:val="21"/>
+              </w:rPr>
+            </w:pPr>
+            <w:r>
+              <w:rPr>
+                <w:rFonts w:asciiTheme="minorHAnsi" w:hAnsiTheme="minorHAnsi" w:cstheme="minorHAnsi"/>
+                <w:iCs/>
+                <w:sz w:val="21"/>
+                <w:szCs w:val="21"/>
+              </w:rPr>
+              <w:t>Bydlisko</w:t>
+            </w:r>
+          </w:p>
+        </w:tc>
+        <w:tc>
+          <w:tcPr>
+            <w:tcW w:w="6797" w:type="dxa"/>
+            <w:vAlign w:val="center"/>
+          </w:tcPr>
+          <w:p>
+            <w:pPr>
+              <w:spacing w:line="360" w:lineRule="auto"/>
+              <w:rPr>
+                <w:rFonts w:asciiTheme="minorHAnsi" w:hAnsiTheme="minorHAnsi" w:cstheme="minorHAnsi"/>
+                <w:iCs/>
+                <w:sz w:val="21"/>
+                <w:szCs w:val="21"/>
+              </w:rPr>
+            </w:pPr>
+            <w:r>
+              <w:rPr>
+                <w:rFonts w:asciiTheme="minorHAnsi" w:hAnsiTheme="minorHAnsi" w:cstheme="minorHAnsi"/>
+                <w:iCs/>
+                <w:sz w:val="21"/>
+                <w:szCs w:val="21"/>
+              </w:rPr>
+            </w:r>
+          </w:p>
+        </w:tc>
+      </w:tr>
+    </w:tbl>
     <w:p>
       <w:pPr>
-        <w:spacing w:line="360" w:lineRule="auto"/>
         <w:ind w:right="706"/>
         <w:rPr>
           <w:rFonts w:asciiTheme="minorHAnsi" w:hAnsiTheme="minorHAnsi" w:cstheme="minorHAnsi"/>
           <w:iCs/>
-          <w:sz w:val="22"/>
-          <w:szCs w:val="22"/>
+          <w:sz w:val="21"/>
+          <w:szCs w:val="21"/>
         </w:rPr>
       </w:pPr>
       <w:r>
         <w:rPr>
           <w:rFonts w:asciiTheme="minorHAnsi" w:hAnsiTheme="minorHAnsi" w:cstheme="minorHAnsi"/>
           <w:iCs/>
-          <w:sz w:val="22"/>
-          <w:szCs w:val="22"/>
-        </w:rPr>
-        <w:t>Meno a</w:t>
-      </w:r>
-      <w:r>
-        <w:rPr>
-          <w:rFonts w:asciiTheme="minorHAnsi" w:hAnsiTheme="minorHAnsi" w:cstheme="minorHAnsi"/>
-          <w:iCs/>
-          <w:sz w:val="22"/>
-          <w:szCs w:val="22"/>
-        </w:rPr>
-        <w:t> </w:t>
-      </w:r>
-      <w:r>
-        <w:rPr>
-          <w:rFonts w:asciiTheme="minorHAnsi" w:hAnsiTheme="minorHAnsi" w:cstheme="minorHAnsi"/>
-          <w:iCs/>
-          <w:sz w:val="22"/>
-          <w:szCs w:val="22"/>
-        </w:rPr>
-        <w:t>priezvisko</w:t>
-      </w:r>
-      <w:r>
-        <w:rPr>
-          <w:rFonts w:asciiTheme="minorHAnsi" w:hAnsiTheme="minorHAnsi" w:cstheme="minorHAnsi"/>
-          <w:iCs/>
-          <w:sz w:val="22"/>
-          <w:szCs w:val="22"/>
-        </w:rPr>
-        <w:tab/>
-      </w:r>
-      <w:r>
-        <w:rPr>
-          <w:rFonts w:asciiTheme="minorHAnsi" w:hAnsiTheme="minorHAnsi" w:cstheme="minorHAnsi"/>
-          <w:iCs/>
-          <w:sz w:val="22"/>
-          <w:szCs w:val="22"/>
-        </w:rPr>
-        <w:t>_______________________</w:t>
-      </w:r>
-    </w:p>
-    <w:p>
-      <w:pPr>
-        <w:spacing w:line="360" w:lineRule="auto"/>
-        <w:ind w:right="706"/>
-        <w:rPr>
-          <w:rFonts w:asciiTheme="minorHAnsi" w:hAnsiTheme="minorHAnsi" w:cstheme="minorHAnsi"/>
-          <w:iCs/>
-          <w:sz w:val="22"/>
-          <w:szCs w:val="22"/>
-        </w:rPr>
-      </w:pPr>
-      <w:r>
-        <w:rPr>
-          <w:rFonts w:asciiTheme="minorHAnsi" w:hAnsiTheme="minorHAnsi" w:cstheme="minorHAnsi"/>
-          <w:iCs/>
-          <w:sz w:val="22"/>
-          <w:szCs w:val="22"/>
-        </w:rPr>
-        <w:t>Číslo OP</w:t>
-      </w:r>
-      <w:r>
-        <w:rPr>
-          <w:rFonts w:asciiTheme="minorHAnsi" w:hAnsiTheme="minorHAnsi" w:cstheme="minorHAnsi"/>
-          <w:iCs/>
-          <w:sz w:val="22"/>
-          <w:szCs w:val="22"/>
-        </w:rPr>
-        <w:t xml:space="preserve">   </w:t>
-      </w:r>
-      <w:r>
-        <w:rPr>
-          <w:rFonts w:asciiTheme="minorHAnsi" w:hAnsiTheme="minorHAnsi" w:cstheme="minorHAnsi"/>
-          <w:iCs/>
-          <w:sz w:val="22"/>
-          <w:szCs w:val="22"/>
-        </w:rPr>
-        <w:tab/>
-      </w:r>
-      <w:r>
-        <w:rPr>
-          <w:rFonts w:asciiTheme="minorHAnsi" w:hAnsiTheme="minorHAnsi" w:cstheme="minorHAnsi"/>
-          <w:iCs/>
-          <w:sz w:val="22"/>
-          <w:szCs w:val="22"/>
-        </w:rPr>
-        <w:tab/>
-      </w:r>
-      <w:r>
-        <w:rPr>
-          <w:rFonts w:asciiTheme="minorHAnsi" w:hAnsiTheme="minorHAnsi" w:cstheme="minorHAnsi"/>
-          <w:iCs/>
-          <w:sz w:val="22"/>
-          <w:szCs w:val="22"/>
-        </w:rPr>
-        <w:t>_______________________</w:t>
-      </w:r>
-    </w:p>
-    <w:p>
-      <w:pPr>
-        <w:spacing w:line="360" w:lineRule="auto"/>
-        <w:ind w:right="706"/>
-        <w:rPr>
-          <w:rFonts w:asciiTheme="minorHAnsi" w:hAnsiTheme="minorHAnsi" w:cstheme="minorHAnsi"/>
-          <w:iCs/>
-          <w:sz w:val="22"/>
-          <w:szCs w:val="22"/>
-        </w:rPr>
-      </w:pPr>
-      <w:r>
-        <w:rPr>
-          <w:rFonts w:asciiTheme="minorHAnsi" w:hAnsiTheme="minorHAnsi" w:cstheme="minorHAnsi"/>
-          <w:iCs/>
-          <w:sz w:val="22"/>
-          <w:szCs w:val="22"/>
-        </w:rPr>
-        <w:t>Dátum narodenia</w:t>
-      </w:r>
-      <w:r>
-        <w:rPr>
-          <w:rFonts w:asciiTheme="minorHAnsi" w:hAnsiTheme="minorHAnsi" w:cstheme="minorHAnsi"/>
-          <w:iCs/>
-          <w:sz w:val="22"/>
-          <w:szCs w:val="22"/>
-        </w:rPr>
-        <w:t xml:space="preserve">   </w:t>
-      </w:r>
-      <w:r>
-        <w:rPr>
-          <w:rFonts w:asciiTheme="minorHAnsi" w:hAnsiTheme="minorHAnsi" w:cstheme="minorHAnsi"/>
-          <w:iCs/>
-          <w:sz w:val="22"/>
-          <w:szCs w:val="22"/>
-        </w:rPr>
-        <w:tab/>
-      </w:r>
-      <w:r>
-        <w:rPr>
-          <w:rFonts w:asciiTheme="minorHAnsi" w:hAnsiTheme="minorHAnsi" w:cstheme="minorHAnsi"/>
-          <w:iCs/>
-          <w:sz w:val="22"/>
-          <w:szCs w:val="22"/>
-        </w:rPr>
-        <w:t>_______________________</w:t>
-      </w:r>
-    </w:p>
-    <w:p>
-      <w:pPr>
-        <w:spacing w:line="360" w:lineRule="auto"/>
-        <w:ind w:right="706"/>
-        <w:rPr>
-          <w:rFonts w:asciiTheme="minorHAnsi" w:hAnsiTheme="minorHAnsi" w:cstheme="minorHAnsi"/>
-          <w:iCs/>
-          <w:sz w:val="22"/>
-          <w:szCs w:val="22"/>
-        </w:rPr>
-      </w:pPr>
-      <w:r>
-        <w:rPr>
-          <w:rFonts w:asciiTheme="minorHAnsi" w:hAnsiTheme="minorHAnsi" w:cstheme="minorHAnsi"/>
-          <w:iCs/>
-          <w:sz w:val="22"/>
-          <w:szCs w:val="22"/>
-        </w:rPr>
-        <w:t>Bydlisko</w:t>
-      </w:r>
-      <w:r>
-        <w:rPr>
-          <w:rFonts w:asciiTheme="minorHAnsi" w:hAnsiTheme="minorHAnsi" w:cstheme="minorHAnsi"/>
-          <w:iCs/>
-          <w:sz w:val="22"/>
-          <w:szCs w:val="22"/>
-        </w:rPr>
-        <w:t xml:space="preserve">   _______________________</w:t>
-      </w:r>
-      <w:r>
-        <w:rPr>
-          <w:rFonts w:asciiTheme="minorHAnsi" w:hAnsiTheme="minorHAnsi" w:cstheme="minorHAnsi"/>
-          <w:iCs/>
-          <w:sz w:val="22"/>
-          <w:szCs w:val="22"/>
-        </w:rPr>
-        <w:t>______________</w:t>
-      </w:r>
-    </w:p>
-    <w:p>
-      <w:pPr>
-        <w:ind w:right="706"/>
-        <w:rPr>
-          <w:rFonts w:asciiTheme="minorHAnsi" w:hAnsiTheme="minorHAnsi" w:cstheme="minorHAnsi"/>
-          <w:iCs/>
-          <w:sz w:val="22"/>
-          <w:szCs w:val="22"/>
-        </w:rPr>
-      </w:pPr>
-      <w:r>
-        <w:rPr>
-          <w:rFonts w:asciiTheme="minorHAnsi" w:hAnsiTheme="minorHAnsi" w:cstheme="minorHAnsi"/>
-          <w:iCs/>
-          <w:sz w:val="22"/>
-          <w:szCs w:val="22"/>
+          <w:sz w:val="21"/>
+          <w:szCs w:val="21"/>
         </w:rPr>
         <w:t>(ďalej len „splnomocniteľ“)</w:t>
       </w:r>
@@ -289,8 +319,8 @@
         <w:rPr>
           <w:rFonts w:asciiTheme="minorHAnsi" w:hAnsiTheme="minorHAnsi" w:cstheme="minorHAnsi"/>
           <w:iCs/>
-          <w:sz w:val="22"/>
-          <w:szCs w:val="22"/>
+          <w:sz w:val="21"/>
+          <w:szCs w:val="21"/>
         </w:rPr>
       </w:pPr>
     </w:p>
@@ -303,8 +333,8 @@
           <w:b/>
           <w:bCs/>
           <w:iCs/>
-          <w:sz w:val="22"/>
-          <w:szCs w:val="22"/>
+          <w:sz w:val="21"/>
+          <w:szCs w:val="21"/>
         </w:rPr>
       </w:pPr>
       <w:r>
@@ -313,23 +343,11 @@
           <w:b/>
           <w:bCs/>
           <w:iCs/>
-          <w:sz w:val="22"/>
-          <w:szCs w:val="22"/>
+          <w:sz w:val="21"/>
+          <w:szCs w:val="21"/>
         </w:rPr>
         <w:t>týmto v plnom rozsahu splnomocňuje</w:t>
       </w:r>
-    </w:p>
-    <w:p>
-      <w:pPr>
-        <w:spacing w:after="60"/>
-        <w:ind w:right="706"/>
-        <w:rPr>
-          <w:rFonts w:asciiTheme="minorHAnsi" w:hAnsiTheme="minorHAnsi" w:cstheme="minorHAnsi"/>
-          <w:iCs/>
-          <w:sz w:val="22"/>
-          <w:szCs w:val="22"/>
-        </w:rPr>
-      </w:pPr>
     </w:p>
     <w:p>
       <w:pPr>
@@ -340,8 +358,8 @@
           <w:b/>
           <w:bCs/>
           <w:i/>
-          <w:sz w:val="22"/>
-          <w:szCs w:val="22"/>
+          <w:sz w:val="21"/>
+          <w:szCs w:val="21"/>
         </w:rPr>
       </w:pPr>
       <w:r>
@@ -350,8 +368,8 @@
           <w:b/>
           <w:bCs/>
           <w:i/>
-          <w:sz w:val="22"/>
-          <w:szCs w:val="22"/>
+          <w:sz w:val="21"/>
+          <w:szCs w:val="21"/>
         </w:rPr>
         <w:t>S</w:t>
       </w:r>
@@ -361,8 +379,8 @@
           <w:b/>
           <w:bCs/>
           <w:i/>
-          <w:sz w:val="22"/>
-          <w:szCs w:val="22"/>
+          <w:sz w:val="21"/>
+          <w:szCs w:val="21"/>
         </w:rPr>
         <w:t>plnomocnenca</w:t>
       </w:r>
@@ -372,8 +390,8 @@
           <w:b/>
           <w:bCs/>
           <w:i/>
-          <w:sz w:val="22"/>
-          <w:szCs w:val="22"/>
+          <w:sz w:val="21"/>
+          <w:szCs w:val="21"/>
         </w:rPr>
         <w:t>:</w:t>
       </w:r>
@@ -385,16 +403,16 @@
         <w:rPr>
           <w:rFonts w:asciiTheme="minorHAnsi" w:hAnsiTheme="minorHAnsi" w:cstheme="minorHAnsi"/>
           <w:iCs/>
-          <w:sz w:val="22"/>
-          <w:szCs w:val="22"/>
+          <w:sz w:val="21"/>
+          <w:szCs w:val="21"/>
         </w:rPr>
       </w:pPr>
       <w:r>
         <w:rPr>
           <w:rFonts w:asciiTheme="minorHAnsi" w:hAnsiTheme="minorHAnsi" w:cstheme="minorHAnsi"/>
           <w:iCs/>
-          <w:sz w:val="22"/>
-          <w:szCs w:val="22"/>
+          <w:sz w:val="21"/>
+          <w:szCs w:val="21"/>
         </w:rPr>
         <w:t>Energovision s.r.o.</w:t>
       </w:r>
@@ -406,16 +424,16 @@
         <w:rPr>
           <w:rFonts w:asciiTheme="minorHAnsi" w:hAnsiTheme="minorHAnsi" w:cstheme="minorHAnsi"/>
           <w:iCs/>
-          <w:sz w:val="22"/>
-          <w:szCs w:val="22"/>
+          <w:sz w:val="21"/>
+          <w:szCs w:val="21"/>
         </w:rPr>
       </w:pPr>
       <w:r>
         <w:rPr>
           <w:rFonts w:asciiTheme="minorHAnsi" w:hAnsiTheme="minorHAnsi" w:cstheme="minorHAnsi"/>
           <w:iCs/>
-          <w:sz w:val="22"/>
-          <w:szCs w:val="22"/>
+          <w:sz w:val="21"/>
+          <w:szCs w:val="21"/>
         </w:rPr>
         <w:t>IČO: 53 036</w:t>
       </w:r>
@@ -423,8 +441,8 @@
         <w:rPr>
           <w:rFonts w:asciiTheme="minorHAnsi" w:hAnsiTheme="minorHAnsi" w:cstheme="minorHAnsi"/>
           <w:iCs/>
-          <w:sz w:val="22"/>
-          <w:szCs w:val="22"/>
+          <w:sz w:val="21"/>
+          <w:szCs w:val="21"/>
         </w:rPr>
         <w:t> </w:t>
       </w:r>
@@ -432,8 +450,8 @@
         <w:rPr>
           <w:rFonts w:asciiTheme="minorHAnsi" w:hAnsiTheme="minorHAnsi" w:cstheme="minorHAnsi"/>
           <w:iCs/>
-          <w:sz w:val="22"/>
-          <w:szCs w:val="22"/>
+          <w:sz w:val="21"/>
+          <w:szCs w:val="21"/>
         </w:rPr>
         <w:t>280</w:t>
       </w:r>
@@ -445,16 +463,16 @@
         <w:rPr>
           <w:rFonts w:asciiTheme="minorHAnsi" w:hAnsiTheme="minorHAnsi" w:cstheme="minorHAnsi"/>
           <w:iCs/>
-          <w:sz w:val="22"/>
-          <w:szCs w:val="22"/>
+          <w:sz w:val="21"/>
+          <w:szCs w:val="21"/>
         </w:rPr>
       </w:pPr>
       <w:r>
         <w:rPr>
           <w:rFonts w:asciiTheme="minorHAnsi" w:hAnsiTheme="minorHAnsi" w:cstheme="minorHAnsi"/>
           <w:iCs/>
-          <w:sz w:val="22"/>
-          <w:szCs w:val="22"/>
+          <w:sz w:val="21"/>
+          <w:szCs w:val="21"/>
         </w:rPr>
         <w:t>Sídlo: Lamačská cesta 1738/111, 841 03 Bratislava</w:t>
       </w:r>
@@ -466,16 +484,16 @@
         <w:rPr>
           <w:rFonts w:asciiTheme="minorHAnsi" w:hAnsiTheme="minorHAnsi" w:cstheme="minorHAnsi"/>
           <w:iCs/>
-          <w:sz w:val="22"/>
-          <w:szCs w:val="22"/>
+          <w:sz w:val="21"/>
+          <w:szCs w:val="21"/>
         </w:rPr>
       </w:pPr>
       <w:r>
         <w:rPr>
           <w:rFonts w:asciiTheme="minorHAnsi" w:hAnsiTheme="minorHAnsi" w:cstheme="minorHAnsi"/>
           <w:iCs/>
-          <w:sz w:val="22"/>
-          <w:szCs w:val="22"/>
+          <w:sz w:val="21"/>
+          <w:szCs w:val="21"/>
         </w:rPr>
         <w:t>Za ktorú koná: Lukáš Bago</w:t>
       </w:r>
@@ -487,16 +505,16 @@
         <w:rPr>
           <w:rFonts w:asciiTheme="minorHAnsi" w:hAnsiTheme="minorHAnsi" w:cstheme="minorHAnsi"/>
           <w:iCs/>
-          <w:sz w:val="22"/>
-          <w:szCs w:val="22"/>
+          <w:sz w:val="21"/>
+          <w:szCs w:val="21"/>
         </w:rPr>
       </w:pPr>
       <w:r>
         <w:rPr>
           <w:rFonts w:asciiTheme="minorHAnsi" w:hAnsiTheme="minorHAnsi" w:cstheme="minorHAnsi"/>
           <w:iCs/>
-          <w:sz w:val="22"/>
-          <w:szCs w:val="22"/>
+          <w:sz w:val="21"/>
+          <w:szCs w:val="21"/>
         </w:rPr>
         <w:t>Zástupca vo veciach zmluvných a technických</w:t>
       </w:r>
@@ -504,8 +522,8 @@
         <w:rPr>
           <w:rFonts w:asciiTheme="minorHAnsi" w:hAnsiTheme="minorHAnsi" w:cstheme="minorHAnsi"/>
           <w:iCs/>
-          <w:sz w:val="22"/>
-          <w:szCs w:val="22"/>
+          <w:sz w:val="21"/>
+          <w:szCs w:val="21"/>
         </w:rPr>
         <w:t>: Erika Nemešová</w:t>
       </w:r>
@@ -517,16 +535,16 @@
         <w:rPr>
           <w:rFonts w:asciiTheme="minorHAnsi" w:hAnsiTheme="minorHAnsi" w:cstheme="minorHAnsi"/>
           <w:iCs/>
-          <w:sz w:val="22"/>
-          <w:szCs w:val="22"/>
+          <w:sz w:val="21"/>
+          <w:szCs w:val="21"/>
         </w:rPr>
       </w:pPr>
       <w:r>
         <w:rPr>
           <w:rFonts w:asciiTheme="minorHAnsi" w:hAnsiTheme="minorHAnsi" w:cstheme="minorHAnsi"/>
           <w:iCs/>
-          <w:sz w:val="22"/>
-          <w:szCs w:val="22"/>
+          <w:sz w:val="21"/>
+          <w:szCs w:val="21"/>
         </w:rPr>
         <w:t xml:space="preserve">                                                                                    0948 870 883</w:t>
       </w:r>
@@ -538,16 +556,16 @@
         <w:rPr>
           <w:rFonts w:asciiTheme="minorHAnsi" w:hAnsiTheme="minorHAnsi" w:cstheme="minorHAnsi"/>
           <w:iCs/>
-          <w:sz w:val="22"/>
-          <w:szCs w:val="22"/>
+          <w:sz w:val="21"/>
+          <w:szCs w:val="21"/>
         </w:rPr>
       </w:pPr>
       <w:r>
         <w:rPr>
           <w:rFonts w:asciiTheme="minorHAnsi" w:hAnsiTheme="minorHAnsi" w:cstheme="minorHAnsi"/>
           <w:iCs/>
-          <w:sz w:val="22"/>
-          <w:szCs w:val="22"/>
+          <w:sz w:val="21"/>
+          <w:szCs w:val="21"/>
         </w:rPr>
         <w:t xml:space="preserve">                                                                                    erika.nemesova@energovision.sk</w:t>
       </w:r>
@@ -558,16 +576,16 @@
         <w:rPr>
           <w:rFonts w:asciiTheme="minorHAnsi" w:hAnsiTheme="minorHAnsi" w:cstheme="minorHAnsi"/>
           <w:iCs/>
-          <w:sz w:val="22"/>
-          <w:szCs w:val="22"/>
+          <w:sz w:val="21"/>
+          <w:szCs w:val="21"/>
         </w:rPr>
       </w:pPr>
       <w:r>
         <w:rPr>
           <w:rFonts w:asciiTheme="minorHAnsi" w:hAnsiTheme="minorHAnsi" w:cstheme="minorHAnsi"/>
           <w:iCs/>
-          <w:sz w:val="22"/>
-          <w:szCs w:val="22"/>
+          <w:sz w:val="21"/>
+          <w:szCs w:val="21"/>
         </w:rPr>
         <w:t>(ďalej len „splnomocnenec“)</w:t>
       </w:r>
@@ -579,16 +597,16 @@
         <w:rPr>
           <w:rFonts w:asciiTheme="minorHAnsi" w:hAnsiTheme="minorHAnsi" w:cstheme="minorHAnsi"/>
           <w:iCs/>
-          <w:sz w:val="22"/>
-          <w:szCs w:val="22"/>
+          <w:sz w:val="21"/>
+          <w:szCs w:val="21"/>
         </w:rPr>
       </w:pPr>
       <w:r>
         <w:rPr>
           <w:rFonts w:asciiTheme="minorHAnsi" w:hAnsiTheme="minorHAnsi" w:cstheme="minorHAnsi"/>
           <w:iCs/>
-          <w:sz w:val="22"/>
-          <w:szCs w:val="22"/>
+          <w:sz w:val="21"/>
+          <w:szCs w:val="21"/>
         </w:rPr>
         <w:t>n</w:t>
       </w:r>
@@ -596,8 +614,8 @@
         <w:rPr>
           <w:rFonts w:asciiTheme="minorHAnsi" w:hAnsiTheme="minorHAnsi" w:cstheme="minorHAnsi"/>
           <w:iCs/>
-          <w:sz w:val="22"/>
-          <w:szCs w:val="22"/>
+          <w:sz w:val="21"/>
+          <w:szCs w:val="21"/>
         </w:rPr>
         <w:t>a to aby ho splnomocnenec zastupoval</w:t>
       </w:r>
@@ -605,8 +623,8 @@
         <w:rPr>
           <w:rFonts w:asciiTheme="minorHAnsi" w:hAnsiTheme="minorHAnsi" w:cstheme="minorHAnsi"/>
           <w:iCs/>
-          <w:sz w:val="22"/>
-          <w:szCs w:val="22"/>
+          <w:sz w:val="21"/>
+          <w:szCs w:val="21"/>
         </w:rPr>
         <w:t xml:space="preserve"> vo všetkých právnych úkonoch súvisiacich s inštaláciou </w:t>
       </w:r>
@@ -614,8 +632,8 @@
         <w:rPr>
           <w:rFonts w:asciiTheme="minorHAnsi" w:hAnsiTheme="minorHAnsi" w:cstheme="minorHAnsi"/>
           <w:iCs/>
-          <w:sz w:val="22"/>
-          <w:szCs w:val="22"/>
+          <w:sz w:val="21"/>
+          <w:szCs w:val="21"/>
         </w:rPr>
         <w:t xml:space="preserve">a pripojením </w:t>
       </w:r>
@@ -623,8 +641,8 @@
         <w:rPr>
           <w:rFonts w:asciiTheme="minorHAnsi" w:hAnsiTheme="minorHAnsi" w:cstheme="minorHAnsi"/>
           <w:iCs/>
-          <w:sz w:val="22"/>
-          <w:szCs w:val="22"/>
+          <w:sz w:val="21"/>
+          <w:szCs w:val="21"/>
         </w:rPr>
         <w:t>malého</w:t>
       </w:r>
@@ -632,8 +650,8 @@
         <w:rPr>
           <w:rFonts w:asciiTheme="minorHAnsi" w:hAnsiTheme="minorHAnsi" w:cstheme="minorHAnsi"/>
           <w:iCs/>
-          <w:sz w:val="22"/>
-          <w:szCs w:val="22"/>
+          <w:sz w:val="21"/>
+          <w:szCs w:val="21"/>
         </w:rPr>
         <w:t xml:space="preserve"> zdroja do siete</w:t>
       </w:r>
@@ -641,8 +659,8 @@
         <w:rPr>
           <w:rFonts w:asciiTheme="minorHAnsi" w:hAnsiTheme="minorHAnsi" w:cstheme="minorHAnsi"/>
           <w:iCs/>
-          <w:sz w:val="22"/>
-          <w:szCs w:val="22"/>
+          <w:sz w:val="21"/>
+          <w:szCs w:val="21"/>
         </w:rPr>
         <w:t>, konkrétne pri nasledovných úkonoch:</w:t>
       </w:r>
@@ -654,8 +672,8 @@
         <w:rPr>
           <w:rFonts w:asciiTheme="minorHAnsi" w:hAnsiTheme="minorHAnsi" w:cstheme="minorHAnsi"/>
           <w:iCs/>
-          <w:sz w:val="22"/>
-          <w:szCs w:val="22"/>
+          <w:sz w:val="21"/>
+          <w:szCs w:val="21"/>
         </w:rPr>
       </w:pPr>
     </w:p>
@@ -673,8 +691,8 @@
           <w:b/>
           <w:bCs/>
           <w:iCs/>
-          <w:sz w:val="22"/>
-          <w:szCs w:val="22"/>
+          <w:sz w:val="21"/>
+          <w:szCs w:val="21"/>
         </w:rPr>
       </w:pPr>
       <w:r>
@@ -683,8 +701,8 @@
           <w:b/>
           <w:bCs/>
           <w:iCs/>
-          <w:sz w:val="22"/>
-          <w:szCs w:val="22"/>
+          <w:sz w:val="21"/>
+          <w:szCs w:val="21"/>
         </w:rPr>
         <w:t>komunikácia s distribučnou spoločnosťou</w:t>
       </w:r>
@@ -694,45 +712,10 @@
           <w:b/>
           <w:bCs/>
           <w:iCs/>
-          <w:sz w:val="22"/>
-          <w:szCs w:val="22"/>
+          <w:sz w:val="21"/>
+          <w:szCs w:val="21"/>
         </w:rPr>
-        <w:t xml:space="preserve"> </w:t>
-      </w:r>
-      <w:r>
-        <w:rPr>
-          <w:rFonts w:asciiTheme="minorHAnsi" w:hAnsiTheme="minorHAnsi" w:cstheme="minorHAnsi"/>
-          <w:b/>
-          <w:bCs/>
-          <w:iCs/>
-          <w:sz w:val="22"/>
-          <w:szCs w:val="22"/>
-        </w:rPr>
-        <w:t xml:space="preserve">a podpísanie zmlúv s distribučnou spoločnosťou v rámci procesu pripojenia </w:t>
-      </w:r>
-      <w:proofErr w:type="spellStart"/>
-      <w:r>
-        <w:rPr>
-          <w:rFonts w:asciiTheme="minorHAnsi" w:hAnsiTheme="minorHAnsi" w:cstheme="minorHAnsi"/>
-          <w:b/>
-          <w:bCs/>
-          <w:iCs/>
-          <w:sz w:val="22"/>
-          <w:szCs w:val="22"/>
-        </w:rPr>
-        <w:t>fotovoltického</w:t>
-      </w:r>
-      <w:proofErr w:type="spellEnd"/>
-      <w:r>
-        <w:rPr>
-          <w:rFonts w:asciiTheme="minorHAnsi" w:hAnsiTheme="minorHAnsi" w:cstheme="minorHAnsi"/>
-          <w:b/>
-          <w:bCs/>
-          <w:iCs/>
-          <w:sz w:val="22"/>
-          <w:szCs w:val="22"/>
-        </w:rPr>
-        <w:t xml:space="preserve"> zariadenia</w:t>
+        <w:t xml:space="preserve"> a podpísanie zmlúv s distribučnou spoločnosťou v rámci procesu pripojenia fotovoltického zariadenia</w:t>
       </w:r>
     </w:p>
     <w:p>
@@ -749,8 +732,8 @@
           <w:b/>
           <w:bCs/>
           <w:iCs/>
-          <w:sz w:val="22"/>
-          <w:szCs w:val="22"/>
+          <w:sz w:val="21"/>
+          <w:szCs w:val="21"/>
         </w:rPr>
       </w:pPr>
       <w:r>
@@ -759,8 +742,8 @@
           <w:b/>
           <w:bCs/>
           <w:iCs/>
-          <w:sz w:val="22"/>
-          <w:szCs w:val="22"/>
+          <w:sz w:val="21"/>
+          <w:szCs w:val="21"/>
         </w:rPr>
         <w:t>komunikácia s energetickou spoločnosťou,</w:t>
       </w:r>
@@ -779,8 +762,8 @@
           <w:b/>
           <w:bCs/>
           <w:iCs/>
-          <w:sz w:val="22"/>
-          <w:szCs w:val="22"/>
+          <w:sz w:val="21"/>
+          <w:szCs w:val="21"/>
         </w:rPr>
       </w:pPr>
       <w:r>
@@ -789,8 +772,8 @@
           <w:b/>
           <w:bCs/>
           <w:iCs/>
-          <w:sz w:val="22"/>
-          <w:szCs w:val="22"/>
+          <w:sz w:val="21"/>
+          <w:szCs w:val="21"/>
         </w:rPr>
         <w:t>komunikácia so stavebným úradom</w:t>
       </w:r>
@@ -800,8 +783,8 @@
           <w:b/>
           <w:bCs/>
           <w:iCs/>
-          <w:sz w:val="22"/>
-          <w:szCs w:val="22"/>
+          <w:sz w:val="21"/>
+          <w:szCs w:val="21"/>
         </w:rPr>
         <w:t>,</w:t>
       </w:r>
@@ -820,8 +803,8 @@
           <w:b/>
           <w:bCs/>
           <w:iCs/>
-          <w:sz w:val="22"/>
-          <w:szCs w:val="22"/>
+          <w:sz w:val="21"/>
+          <w:szCs w:val="21"/>
         </w:rPr>
       </w:pPr>
       <w:r>
@@ -830,8 +813,8 @@
           <w:b/>
           <w:bCs/>
           <w:iCs/>
-          <w:sz w:val="22"/>
-          <w:szCs w:val="22"/>
+          <w:sz w:val="21"/>
+          <w:szCs w:val="21"/>
         </w:rPr>
         <w:t>komunikácia so SIEA v rámci projektu Zelená domácnostiam.</w:t>
       </w:r>
@@ -843,8 +826,8 @@
         <w:rPr>
           <w:rFonts w:asciiTheme="minorHAnsi" w:hAnsiTheme="minorHAnsi" w:cstheme="minorHAnsi"/>
           <w:iCs/>
-          <w:sz w:val="22"/>
-          <w:szCs w:val="22"/>
+          <w:sz w:val="21"/>
+          <w:szCs w:val="21"/>
         </w:rPr>
       </w:pPr>
     </w:p>
@@ -855,16 +838,16 @@
         <w:rPr>
           <w:rFonts w:asciiTheme="minorHAnsi" w:hAnsiTheme="minorHAnsi" w:cstheme="minorHAnsi"/>
           <w:iCs/>
-          <w:sz w:val="22"/>
-          <w:szCs w:val="22"/>
+          <w:sz w:val="21"/>
+          <w:szCs w:val="21"/>
         </w:rPr>
       </w:pPr>
       <w:r>
         <w:rPr>
           <w:rFonts w:asciiTheme="minorHAnsi" w:hAnsiTheme="minorHAnsi" w:cstheme="minorHAnsi"/>
           <w:iCs/>
-          <w:sz w:val="22"/>
-          <w:szCs w:val="22"/>
+          <w:sz w:val="21"/>
+          <w:szCs w:val="21"/>
         </w:rPr>
         <w:t>V rozsahu tohto plnomocenstva je splnomocnenec oprávnený konať v mene splnomocniteľa vo vzťahu ku všetkým fyzickým a právnickým osobám, štátnym orgánom, orgánom miestnej samosprávy, iným orgánom verejnej správy a svojimi úkonmi zaväzovať splnomocniteľa k povinnostiam a nadobúdať pre splnomocniteľa práva.</w:t>
       </w:r>
@@ -875,8 +858,8 @@
         <w:rPr>
           <w:rFonts w:asciiTheme="minorHAnsi" w:hAnsiTheme="minorHAnsi" w:cstheme="minorHAnsi"/>
           <w:iCs/>
-          <w:sz w:val="22"/>
-          <w:szCs w:val="22"/>
+          <w:sz w:val="21"/>
+          <w:szCs w:val="21"/>
         </w:rPr>
       </w:pPr>
     </w:p>
@@ -886,16 +869,16 @@
         <w:rPr>
           <w:rFonts w:asciiTheme="minorHAnsi" w:hAnsiTheme="minorHAnsi" w:cstheme="minorHAnsi"/>
           <w:iCs/>
-          <w:sz w:val="22"/>
-          <w:szCs w:val="22"/>
+          <w:sz w:val="21"/>
+          <w:szCs w:val="21"/>
         </w:rPr>
       </w:pPr>
       <w:r>
         <w:rPr>
           <w:rFonts w:asciiTheme="minorHAnsi" w:hAnsiTheme="minorHAnsi" w:cstheme="minorHAnsi"/>
           <w:iCs/>
-          <w:sz w:val="22"/>
-          <w:szCs w:val="22"/>
+          <w:sz w:val="21"/>
+          <w:szCs w:val="21"/>
         </w:rPr>
         <w:t>Toto plnomocenstvo je udelené na dobu</w:t>
       </w:r>
@@ -903,8 +886,8 @@
         <w:rPr>
           <w:rFonts w:asciiTheme="minorHAnsi" w:hAnsiTheme="minorHAnsi" w:cstheme="minorHAnsi"/>
           <w:iCs/>
-          <w:sz w:val="22"/>
-          <w:szCs w:val="22"/>
+          <w:sz w:val="21"/>
+          <w:szCs w:val="21"/>
         </w:rPr>
         <w:t xml:space="preserve"> 12 mesiacov</w:t>
       </w:r>
@@ -912,8 +895,8 @@
         <w:rPr>
           <w:rFonts w:asciiTheme="minorHAnsi" w:hAnsiTheme="minorHAnsi" w:cstheme="minorHAnsi"/>
           <w:iCs/>
-          <w:sz w:val="22"/>
-          <w:szCs w:val="22"/>
+          <w:sz w:val="21"/>
+          <w:szCs w:val="21"/>
         </w:rPr>
         <w:t>.</w:t>
       </w:r>
@@ -924,8 +907,8 @@
         <w:rPr>
           <w:rFonts w:asciiTheme="minorHAnsi" w:hAnsiTheme="minorHAnsi" w:cstheme="minorHAnsi"/>
           <w:iCs/>
-          <w:sz w:val="22"/>
-          <w:szCs w:val="22"/>
+          <w:sz w:val="21"/>
+          <w:szCs w:val="21"/>
         </w:rPr>
       </w:pPr>
     </w:p>
@@ -936,347 +919,16 @@
         <w:rPr>
           <w:rFonts w:asciiTheme="minorHAnsi" w:hAnsiTheme="minorHAnsi" w:cstheme="minorHAnsi"/>
           <w:iCs/>
-          <w:sz w:val="22"/>
-          <w:szCs w:val="22"/>
+          <w:sz w:val="21"/>
+          <w:szCs w:val="21"/>
         </w:rPr>
       </w:pPr>
-      <w:r>
-        <w:rPr>
-          <w:rFonts w:asciiTheme="minorHAnsi" w:hAnsiTheme="minorHAnsi" w:cstheme="minorHAnsi"/>
-          <w:noProof/>
-          <w:sz w:val="22"/>
-          <w:szCs w:val="22"/>
-        </w:rPr>
-        <mc:AlternateContent>
-          <mc:Choice Requires="wps">
-            <w:drawing>
-              <wp:anchor distT="0" distB="0" distL="114300" distR="114300" simplePos="0" relativeHeight="251661312" behindDoc="0" locked="0" layoutInCell="1" allowOverlap="1" wp14:anchorId="6DBB9328" wp14:editId="77DE6D10">
-                <wp:simplePos x="0" y="0"/>
-                <wp:positionH relativeFrom="margin">
-                  <wp:posOffset>3366770</wp:posOffset>
-                </wp:positionH>
-                <wp:positionV relativeFrom="paragraph">
-                  <wp:posOffset>371475</wp:posOffset>
-                </wp:positionV>
-                <wp:extent cx="2575560" cy="1668780"/>
-                <wp:effectExtent l="0" t="0" r="0" b="7620"/>
-                <wp:wrapNone/>
-                <wp:docPr id="5" name="Textové pole 5"/>
-                <wp:cNvGraphicFramePr/>
-                <a:graphic xmlns:a="http://schemas.openxmlformats.org/drawingml/2006/main">
-                  <a:graphicData uri="http://schemas.microsoft.com/office/word/2010/wordprocessingShape">
-                    <wps:wsp>
-                      <wps:cNvSpPr txBox="1"/>
-                      <wps:spPr>
-                        <a:xfrm>
-                          <a:off x="0" y="0"/>
-                          <a:ext cx="2575560" cy="1668780"/>
-                        </a:xfrm>
-                        <a:prstGeom prst="rect">
-                          <a:avLst/>
-                        </a:prstGeom>
-                        <a:noFill/>
-                        <a:ln w="6350">
-                          <a:noFill/>
-                        </a:ln>
-                      </wps:spPr>
-                      <wps:txbx>
-                        <w:txbxContent>
-                          <w:p>
-                            <w:pPr>
-                              <w:jc w:val="center"/>
-                              <w:rPr>
-                                <w:rFonts w:asciiTheme="minorHAnsi" w:hAnsiTheme="minorHAnsi" w:cstheme="minorHAnsi"/>
-                                <w:sz w:val="22"/>
-                                <w:szCs w:val="22"/>
-                              </w:rPr>
-                            </w:pPr>
-                          </w:p>
-                          <w:p>
-                            <w:pPr>
-                              <w:jc w:val="center"/>
-                              <w:rPr>
-                                <w:rFonts w:asciiTheme="minorHAnsi" w:hAnsiTheme="minorHAnsi" w:cstheme="minorHAnsi"/>
-                                <w:sz w:val="22"/>
-                                <w:szCs w:val="22"/>
-                              </w:rPr>
-                            </w:pPr>
-                            <w:r>
-                              <w:rPr>
-                                <w:rFonts w:asciiTheme="minorHAnsi" w:hAnsiTheme="minorHAnsi" w:cstheme="minorHAnsi"/>
-                                <w:sz w:val="22"/>
-                                <w:szCs w:val="22"/>
-                              </w:rPr>
-                              <w:t>Splnomocnenec</w:t>
-                            </w:r>
-                          </w:p>
-                          <w:p>
-                            <w:pPr>
-                              <w:jc w:val="center"/>
-                              <w:rPr>
-                                <w:rFonts w:asciiTheme="minorHAnsi" w:hAnsiTheme="minorHAnsi" w:cstheme="minorHAnsi"/>
-                                <w:sz w:val="22"/>
-                                <w:szCs w:val="22"/>
-                              </w:rPr>
-                            </w:pPr>
-                          </w:p>
-                          <w:p>
-                            <w:pPr>
-                              <w:jc w:val="center"/>
-                              <w:rPr>
-                                <w:rFonts w:asciiTheme="minorHAnsi" w:hAnsiTheme="minorHAnsi" w:cstheme="minorHAnsi"/>
-                                <w:sz w:val="22"/>
-                                <w:szCs w:val="22"/>
-                              </w:rPr>
-                            </w:pPr>
-                          </w:p>
-                          <w:p>
-                            <w:pPr>
-                              <w:jc w:val="center"/>
-                              <w:rPr>
-                                <w:rFonts w:asciiTheme="minorHAnsi" w:hAnsiTheme="minorHAnsi" w:cstheme="minorHAnsi"/>
-                                <w:sz w:val="22"/>
-                                <w:szCs w:val="22"/>
-                              </w:rPr>
-                            </w:pPr>
-                          </w:p>
-                          <w:p>
-                            <w:pPr>
-                              <w:jc w:val="center"/>
-                              <w:rPr>
-                                <w:rFonts w:asciiTheme="minorHAnsi" w:hAnsiTheme="minorHAnsi" w:cstheme="minorHAnsi"/>
-                                <w:sz w:val="22"/>
-                                <w:szCs w:val="22"/>
-                              </w:rPr>
-                            </w:pPr>
-                          </w:p>
-                          <w:p>
-                            <w:pPr>
-                              <w:jc w:val="center"/>
-                              <w:rPr>
-                                <w:rFonts w:asciiTheme="minorHAnsi" w:hAnsiTheme="minorHAnsi" w:cstheme="minorHAnsi"/>
-                                <w:sz w:val="22"/>
-                                <w:szCs w:val="22"/>
-                              </w:rPr>
-                            </w:pPr>
-                            <w:r>
-                              <w:rPr>
-                                <w:rFonts w:asciiTheme="minorHAnsi" w:hAnsiTheme="minorHAnsi" w:cstheme="minorHAnsi"/>
-                                <w:sz w:val="22"/>
-                                <w:szCs w:val="22"/>
-                              </w:rPr>
-                              <w:t>...........................................</w:t>
-                            </w:r>
-                          </w:p>
-                          <w:p>
-                            <w:pPr>
-                              <w:jc w:val="center"/>
-                              <w:rPr>
-                                <w:rFonts w:asciiTheme="minorHAnsi" w:hAnsiTheme="minorHAnsi" w:cstheme="minorHAnsi"/>
-                                <w:b/>
-                                <w:bCs/>
-                                <w:sz w:val="22"/>
-                                <w:szCs w:val="22"/>
-                              </w:rPr>
-                            </w:pPr>
-                            <w:r>
-                              <w:rPr>
-                                <w:rFonts w:asciiTheme="minorHAnsi" w:hAnsiTheme="minorHAnsi" w:cstheme="minorHAnsi"/>
-                                <w:b/>
-                                <w:bCs/>
-                                <w:sz w:val="22"/>
-                                <w:szCs w:val="22"/>
-                              </w:rPr>
-                              <w:t>Energovision s.r.o.</w:t>
-                            </w:r>
-                          </w:p>
-                          <w:p>
-                            <w:pPr>
-                              <w:jc w:val="center"/>
-                              <w:rPr>
-                                <w:rFonts w:asciiTheme="minorHAnsi" w:hAnsiTheme="minorHAnsi" w:cstheme="minorHAnsi"/>
-                                <w:sz w:val="22"/>
-                                <w:szCs w:val="22"/>
-                              </w:rPr>
-                            </w:pPr>
-                            <w:r>
-                              <w:rPr>
-                                <w:rFonts w:asciiTheme="minorHAnsi" w:hAnsiTheme="minorHAnsi" w:cstheme="minorHAnsi"/>
-                                <w:sz w:val="22"/>
-                                <w:szCs w:val="22"/>
-                              </w:rPr>
-                              <w:t>Lukáš Bago</w:t>
-                            </w:r>
-                          </w:p>
-                        </w:txbxContent>
-                      </wps:txbx>
-                      <wps:bodyPr rot="0" spcFirstLastPara="0" vertOverflow="overflow" horzOverflow="overflow" vert="horz" wrap="square" lIns="91440" tIns="45720" rIns="91440" bIns="45720" numCol="1" spcCol="0" rtlCol="0" fromWordArt="0" anchor="t" anchorCtr="0" forceAA="0" compatLnSpc="1">
-                        <a:prstTxWarp prst="textNoShape">
-                          <a:avLst/>
-                        </a:prstTxWarp>
-                        <a:noAutofit/>
-                      </wps:bodyPr>
-                    </wps:wsp>
-                  </a:graphicData>
-                </a:graphic>
-                <wp14:sizeRelH relativeFrom="margin">
-                  <wp14:pctWidth>0</wp14:pctWidth>
-                </wp14:sizeRelH>
-                <wp14:sizeRelV relativeFrom="margin">
-                  <wp14:pctHeight>0</wp14:pctHeight>
-                </wp14:sizeRelV>
-              </wp:anchor>
-            </w:drawing>
-          </mc:Choice>
-          <mc:Fallback>
-            <w:pict>
-              <v:shapetype w14:anchorId="6DBB9328" id="_x0000_t202" coordsize="21600,21600" o:spt="202" path="m,l,21600r21600,l21600,xe">
-                <v:stroke joinstyle="miter"/>
-                <v:path gradientshapeok="t" o:connecttype="rect"/>
-              </v:shapetype>
-              <v:shape id="Textové pole 5" o:spid="_x0000_s1026" type="#_x0000_t202" style="position:absolute;margin-left:265.1pt;margin-top:29.25pt;width:202.8pt;height:131.4pt;z-index:251661312;visibility:visible;mso-wrap-style:square;mso-width-percent:0;mso-height-percent:0;mso-wrap-distance-left:9pt;mso-wrap-distance-top:0;mso-wrap-distance-right:9pt;mso-wrap-distance-bottom:0;mso-position-horizontal:absolute;mso-position-horizontal-relative:margin;mso-position-vertical:absolute;mso-position-vertical-relative:text;mso-width-percent:0;mso-height-percent:0;mso-width-relative:margin;mso-height-relative:margin;v-text-anchor:top" o:gfxdata="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" filled="f" stroked="f" strokeweight=".5pt">
-                <v:textbox>
-                  <w:txbxContent>
-                    <w:p>
-                      <w:pPr>
-                        <w:jc w:val="center"/>
-                        <w:rPr>
-                          <w:rFonts w:asciiTheme="minorHAnsi" w:hAnsiTheme="minorHAnsi" w:cstheme="minorHAnsi"/>
-                          <w:sz w:val="22"/>
-                          <w:szCs w:val="22"/>
-                        </w:rPr>
-                      </w:pPr>
-                    </w:p>
-                    <w:p>
-                      <w:pPr>
-                        <w:jc w:val="center"/>
-                        <w:rPr>
-                          <w:rFonts w:asciiTheme="minorHAnsi" w:hAnsiTheme="minorHAnsi" w:cstheme="minorHAnsi"/>
-                          <w:sz w:val="22"/>
-                          <w:szCs w:val="22"/>
-                        </w:rPr>
-                      </w:pPr>
-                      <w:r>
-                        <w:rPr>
-                          <w:rFonts w:asciiTheme="minorHAnsi" w:hAnsiTheme="minorHAnsi" w:cstheme="minorHAnsi"/>
-                          <w:sz w:val="22"/>
-                          <w:szCs w:val="22"/>
-                        </w:rPr>
-                        <w:t>Splnomocnenec</w:t>
-                      </w:r>
-                    </w:p>
-                    <w:p>
-                      <w:pPr>
-                        <w:jc w:val="center"/>
-                        <w:rPr>
-                          <w:rFonts w:asciiTheme="minorHAnsi" w:hAnsiTheme="minorHAnsi" w:cstheme="minorHAnsi"/>
-                          <w:sz w:val="22"/>
-                          <w:szCs w:val="22"/>
-                        </w:rPr>
-                      </w:pPr>
-                    </w:p>
-                    <w:p>
-                      <w:pPr>
-                        <w:jc w:val="center"/>
-                        <w:rPr>
-                          <w:rFonts w:asciiTheme="minorHAnsi" w:hAnsiTheme="minorHAnsi" w:cstheme="minorHAnsi"/>
-                          <w:sz w:val="22"/>
-                          <w:szCs w:val="22"/>
-                        </w:rPr>
-                      </w:pPr>
-                    </w:p>
-                    <w:p>
-                      <w:pPr>
-                        <w:jc w:val="center"/>
-                        <w:rPr>
-                          <w:rFonts w:asciiTheme="minorHAnsi" w:hAnsiTheme="minorHAnsi" w:cstheme="minorHAnsi"/>
-                          <w:sz w:val="22"/>
-                          <w:szCs w:val="22"/>
-                        </w:rPr>
-                      </w:pPr>
-                    </w:p>
-                    <w:p>
-                      <w:pPr>
-                        <w:jc w:val="center"/>
-                        <w:rPr>
-                          <w:rFonts w:asciiTheme="minorHAnsi" w:hAnsiTheme="minorHAnsi" w:cstheme="minorHAnsi"/>
-                          <w:sz w:val="22"/>
-                          <w:szCs w:val="22"/>
-                        </w:rPr>
-                      </w:pPr>
-                    </w:p>
-                    <w:p>
-                      <w:pPr>
-                        <w:jc w:val="center"/>
-                        <w:rPr>
-                          <w:rFonts w:asciiTheme="minorHAnsi" w:hAnsiTheme="minorHAnsi" w:cstheme="minorHAnsi"/>
-                          <w:sz w:val="22"/>
-                          <w:szCs w:val="22"/>
-                        </w:rPr>
-                      </w:pPr>
-                      <w:r>
-                        <w:rPr>
-                          <w:rFonts w:asciiTheme="minorHAnsi" w:hAnsiTheme="minorHAnsi" w:cstheme="minorHAnsi"/>
-                          <w:sz w:val="22"/>
-                          <w:szCs w:val="22"/>
-                        </w:rPr>
-                        <w:t>...........................................</w:t>
-                      </w:r>
-                    </w:p>
-                    <w:p>
-                      <w:pPr>
-                        <w:jc w:val="center"/>
-                        <w:rPr>
-                          <w:rFonts w:asciiTheme="minorHAnsi" w:hAnsiTheme="minorHAnsi" w:cstheme="minorHAnsi"/>
-                          <w:b/>
-                          <w:bCs/>
-                          <w:sz w:val="22"/>
-                          <w:szCs w:val="22"/>
-                        </w:rPr>
-                      </w:pPr>
-                      <w:r>
-                        <w:rPr>
-                          <w:rFonts w:asciiTheme="minorHAnsi" w:hAnsiTheme="minorHAnsi" w:cstheme="minorHAnsi"/>
-                          <w:b/>
-                          <w:bCs/>
-                          <w:sz w:val="22"/>
-                          <w:szCs w:val="22"/>
-                        </w:rPr>
-                        <w:t>Energovision s.r.o.</w:t>
-                      </w:r>
-                    </w:p>
-                    <w:p>
-                      <w:pPr>
-                        <w:jc w:val="center"/>
-                        <w:rPr>
-                          <w:rFonts w:asciiTheme="minorHAnsi" w:hAnsiTheme="minorHAnsi" w:cstheme="minorHAnsi"/>
-                          <w:sz w:val="22"/>
-                          <w:szCs w:val="22"/>
-                        </w:rPr>
-                      </w:pPr>
-                      <w:r>
-                        <w:rPr>
-                          <w:rFonts w:asciiTheme="minorHAnsi" w:hAnsiTheme="minorHAnsi" w:cstheme="minorHAnsi"/>
-                          <w:sz w:val="22"/>
-                          <w:szCs w:val="22"/>
-                        </w:rPr>
-                        <w:t>Lukáš Bago</w:t>
-                      </w:r>
-                    </w:p>
-                  </w:txbxContent>
-                </v:textbox>
-                <w10:wrap anchorx="margin"/>
-              </v:shape>
-            </w:pict>
-          </mc:Fallback>
-        </mc:AlternateContent>
-      </w:r>
       <w:r>
         <w:rPr>
           <w:rFonts w:asciiTheme="minorHAnsi" w:hAnsiTheme="minorHAnsi" w:cstheme="minorHAnsi"/>
           <w:iCs/>
-          <w:sz w:val="22"/>
-          <w:szCs w:val="22"/>
+          <w:sz w:val="21"/>
+          <w:szCs w:val="21"/>
         </w:rPr>
         <w:t>Splnomocnenec  je</w:t>
       </w:r>
@@ -1284,8 +936,8 @@
         <w:rPr>
           <w:rFonts w:asciiTheme="minorHAnsi" w:hAnsiTheme="minorHAnsi" w:cstheme="minorHAnsi"/>
           <w:iCs/>
-          <w:sz w:val="22"/>
-          <w:szCs w:val="22"/>
+          <w:sz w:val="21"/>
+          <w:szCs w:val="21"/>
         </w:rPr>
         <w:t xml:space="preserve"> </w:t>
       </w:r>
@@ -1293,568 +945,315 @@
         <w:rPr>
           <w:rFonts w:asciiTheme="minorHAnsi" w:hAnsiTheme="minorHAnsi" w:cstheme="minorHAnsi"/>
           <w:iCs/>
-          <w:sz w:val="22"/>
-          <w:szCs w:val="22"/>
+          <w:sz w:val="21"/>
+          <w:szCs w:val="21"/>
         </w:rPr>
         <w:t>oprávnený dať sa v prípade potreby zastupovať treťou osobou, ktorá namiesto neho bude v rozsahu tohto plnomocenstva konať v mene splnomocniteľa.</w:t>
       </w:r>
     </w:p>
-    <w:p>
-      <w:pPr>
-        <w:spacing w:after="120"/>
-        <w:ind w:right="851"/>
-        <w:rPr>
-          <w:rFonts w:asciiTheme="minorHAnsi" w:hAnsiTheme="minorHAnsi" w:cstheme="minorHAnsi"/>
-          <w:iCs/>
-          <w:sz w:val="22"/>
-          <w:szCs w:val="22"/>
-        </w:rPr>
-      </w:pPr>
-      <w:r>
-        <w:rPr>
-          <w:rFonts w:asciiTheme="minorHAnsi" w:hAnsiTheme="minorHAnsi" w:cstheme="minorHAnsi"/>
-          <w:noProof/>
-          <w:sz w:val="22"/>
-          <w:szCs w:val="22"/>
-        </w:rPr>
-        <mc:AlternateContent>
-          <mc:Choice Requires="wps">
-            <w:drawing>
-              <wp:anchor distT="0" distB="0" distL="114300" distR="114300" simplePos="0" relativeHeight="251659264" behindDoc="0" locked="0" layoutInCell="1" allowOverlap="1" wp14:anchorId="55478668" wp14:editId="4CD45232">
-                <wp:simplePos x="0" y="0"/>
-                <wp:positionH relativeFrom="column">
-                  <wp:posOffset>1475740</wp:posOffset>
-                </wp:positionH>
-                <wp:positionV relativeFrom="paragraph">
-                  <wp:posOffset>107950</wp:posOffset>
-                </wp:positionV>
-                <wp:extent cx="2423160" cy="1394460"/>
-                <wp:effectExtent l="0" t="0" r="0" b="0"/>
-                <wp:wrapNone/>
-                <wp:docPr id="4" name="Textové pole 4"/>
-                <wp:cNvGraphicFramePr/>
-                <a:graphic xmlns:a="http://schemas.openxmlformats.org/drawingml/2006/main">
-                  <a:graphicData uri="http://schemas.microsoft.com/office/word/2010/wordprocessingShape">
-                    <wps:wsp>
-                      <wps:cNvSpPr txBox="1"/>
-                      <wps:spPr>
-                        <a:xfrm>
-                          <a:off x="0" y="0"/>
-                          <a:ext cx="2423160" cy="1394460"/>
-                        </a:xfrm>
-                        <a:prstGeom prst="rect">
-                          <a:avLst/>
-                        </a:prstGeom>
-                        <a:noFill/>
-                        <a:ln w="6350">
-                          <a:noFill/>
-                        </a:ln>
-                      </wps:spPr>
-                      <wps:txbx>
-                        <w:txbxContent>
-                          <w:p>
-                            <w:pPr>
-                              <w:jc w:val="center"/>
-                              <w:rPr>
-                                <w:rFonts w:asciiTheme="minorHAnsi" w:hAnsiTheme="minorHAnsi" w:cstheme="minorHAnsi"/>
-                                <w:sz w:val="22"/>
-                                <w:szCs w:val="22"/>
-                              </w:rPr>
-                            </w:pPr>
-                            <w:r>
-                              <w:rPr>
-                                <w:rFonts w:asciiTheme="minorHAnsi" w:hAnsiTheme="minorHAnsi" w:cstheme="minorHAnsi"/>
-                                <w:sz w:val="22"/>
-                                <w:szCs w:val="22"/>
-                              </w:rPr>
-                              <w:t>S</w:t>
-                            </w:r>
-                            <w:r>
-                              <w:rPr>
-                                <w:rFonts w:asciiTheme="minorHAnsi" w:hAnsiTheme="minorHAnsi" w:cstheme="minorHAnsi"/>
-                                <w:sz w:val="22"/>
-                                <w:szCs w:val="22"/>
-                              </w:rPr>
-                              <w:t>pl</w:t>
-                            </w:r>
-                            <w:r>
-                              <w:rPr>
-                                <w:rFonts w:asciiTheme="minorHAnsi" w:hAnsiTheme="minorHAnsi" w:cstheme="minorHAnsi"/>
-                                <w:sz w:val="22"/>
-                                <w:szCs w:val="22"/>
-                              </w:rPr>
-                              <w:t>nomocniteľ</w:t>
-                            </w:r>
-                          </w:p>
-                          <w:p>
-                            <w:pPr>
-                              <w:jc w:val="center"/>
-                              <w:rPr>
-                                <w:rFonts w:asciiTheme="minorHAnsi" w:hAnsiTheme="minorHAnsi" w:cstheme="minorHAnsi"/>
-                                <w:sz w:val="22"/>
-                                <w:szCs w:val="22"/>
-                              </w:rPr>
-                            </w:pPr>
-                          </w:p>
-                          <w:p>
-                            <w:pPr>
-                              <w:jc w:val="center"/>
-                              <w:rPr>
-                                <w:rFonts w:asciiTheme="minorHAnsi" w:hAnsiTheme="minorHAnsi" w:cstheme="minorHAnsi"/>
-                                <w:sz w:val="22"/>
-                                <w:szCs w:val="22"/>
-                              </w:rPr>
-                            </w:pPr>
-                          </w:p>
-                          <w:p>
-                            <w:pPr>
-                              <w:jc w:val="center"/>
-                              <w:rPr>
-                                <w:rFonts w:asciiTheme="minorHAnsi" w:hAnsiTheme="minorHAnsi" w:cstheme="minorHAnsi"/>
-                                <w:sz w:val="22"/>
-                                <w:szCs w:val="22"/>
-                              </w:rPr>
-                            </w:pPr>
-                          </w:p>
-                          <w:p>
-                            <w:pPr>
-                              <w:jc w:val="center"/>
-                              <w:rPr>
-                                <w:rFonts w:asciiTheme="minorHAnsi" w:hAnsiTheme="minorHAnsi" w:cstheme="minorHAnsi"/>
-                                <w:sz w:val="22"/>
-                                <w:szCs w:val="22"/>
-                              </w:rPr>
-                            </w:pPr>
-                          </w:p>
-                          <w:p>
-                            <w:pPr>
-                              <w:jc w:val="center"/>
-                              <w:rPr>
-                                <w:rFonts w:asciiTheme="minorHAnsi" w:hAnsiTheme="minorHAnsi" w:cstheme="minorHAnsi"/>
-                                <w:sz w:val="22"/>
-                                <w:szCs w:val="22"/>
-                              </w:rPr>
-                            </w:pPr>
-                            <w:r>
-                              <w:rPr>
-                                <w:rFonts w:asciiTheme="minorHAnsi" w:hAnsiTheme="minorHAnsi" w:cstheme="minorHAnsi"/>
-                                <w:sz w:val="22"/>
-                                <w:szCs w:val="22"/>
-                              </w:rPr>
-                              <w:t>...........................................</w:t>
-                            </w:r>
-                          </w:p>
-                          <w:p>
-                            <w:pPr>
-                              <w:jc w:val="center"/>
-                              <w:rPr>
-                                <w:rFonts w:asciiTheme="minorHAnsi" w:hAnsiTheme="minorHAnsi" w:cstheme="minorHAnsi"/>
-                                <w:b/>
-                                <w:bCs/>
-                                <w:sz w:val="22"/>
-                                <w:szCs w:val="22"/>
-                              </w:rPr>
-                            </w:pPr>
-                            <w:proofErr w:type="spellStart"/>
-                            <w:r>
-                              <w:rPr>
-                                <w:rFonts w:asciiTheme="minorHAnsi" w:hAnsiTheme="minorHAnsi" w:cstheme="minorHAnsi"/>
-                                <w:b/>
-                                <w:bCs/>
-                                <w:sz w:val="22"/>
-                                <w:szCs w:val="22"/>
-                                <w:highlight w:val="yellow"/>
-                              </w:rPr>
-                              <w:t>Xxxxxx</w:t>
-                            </w:r>
-                            <w:proofErr w:type="spellEnd"/>
-                            <w:r>
-                              <w:rPr>
-                                <w:rFonts w:asciiTheme="minorHAnsi" w:hAnsiTheme="minorHAnsi" w:cstheme="minorHAnsi"/>
-                                <w:b/>
-                                <w:bCs/>
-                                <w:sz w:val="22"/>
-                                <w:szCs w:val="22"/>
-                                <w:highlight w:val="yellow"/>
-                              </w:rPr>
-                              <w:t xml:space="preserve"> </w:t>
-                            </w:r>
-                            <w:proofErr w:type="spellStart"/>
-                            <w:r>
-                              <w:rPr>
-                                <w:rFonts w:asciiTheme="minorHAnsi" w:hAnsiTheme="minorHAnsi" w:cstheme="minorHAnsi"/>
-                                <w:b/>
-                                <w:bCs/>
-                                <w:sz w:val="22"/>
-                                <w:szCs w:val="22"/>
-                                <w:highlight w:val="yellow"/>
-                              </w:rPr>
-                              <w:t>Xxxxxx</w:t>
-                            </w:r>
-                            <w:proofErr w:type="spellEnd"/>
-                          </w:p>
-                        </w:txbxContent>
-                      </wps:txbx>
-                      <wps:bodyPr rot="0" spcFirstLastPara="0" vertOverflow="overflow" horzOverflow="overflow" vert="horz" wrap="square" lIns="91440" tIns="45720" rIns="91440" bIns="45720" numCol="1" spcCol="0" rtlCol="0" fromWordArt="0" anchor="t" anchorCtr="0" forceAA="0" compatLnSpc="1">
-                        <a:prstTxWarp prst="textNoShape">
-                          <a:avLst/>
-                        </a:prstTxWarp>
-                        <a:noAutofit/>
-                      </wps:bodyPr>
-                    </wps:wsp>
-                  </a:graphicData>
-                </a:graphic>
-                <wp14:sizeRelV relativeFrom="margin">
-                  <wp14:pctHeight>0</wp14:pctHeight>
-                </wp14:sizeRelV>
-              </wp:anchor>
-            </w:drawing>
-          </mc:Choice>
-          <mc:Fallback>
-            <w:pict>
-              <v:shape w14:anchorId="55478668" id="Textové pole 4" o:spid="_x0000_s1027" type="#_x0000_t202" style="position:absolute;margin-left:116.2pt;margin-top:8.5pt;width:190.8pt;height:109.8pt;z-index:251659264;visibility:visible;mso-wrap-style:square;mso-height-percent:0;mso-wrap-distance-left:9pt;mso-wrap-distance-top:0;mso-wrap-distance-right:9pt;mso-wrap-distance-bottom:0;mso-position-horizontal:absolute;mso-position-horizontal-relative:text;mso-position-vertical:absolute;mso-position-vertical-relative:text;mso-height-percent:0;mso-height-relative:margin;v-text-anchor:top" o:gfxdata="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" filled="f" stroked="f" strokeweight=".5pt">
-                <v:textbox>
-                  <w:txbxContent>
-                    <w:p>
-                      <w:pPr>
-                        <w:jc w:val="center"/>
-                        <w:rPr>
-                          <w:rFonts w:asciiTheme="minorHAnsi" w:hAnsiTheme="minorHAnsi" w:cstheme="minorHAnsi"/>
-                          <w:sz w:val="22"/>
-                          <w:szCs w:val="22"/>
-                        </w:rPr>
-                      </w:pPr>
-                      <w:r>
-                        <w:rPr>
-                          <w:rFonts w:asciiTheme="minorHAnsi" w:hAnsiTheme="minorHAnsi" w:cstheme="minorHAnsi"/>
-                          <w:sz w:val="22"/>
-                          <w:szCs w:val="22"/>
-                        </w:rPr>
-                        <w:t>S</w:t>
-                      </w:r>
-                      <w:r>
-                        <w:rPr>
-                          <w:rFonts w:asciiTheme="minorHAnsi" w:hAnsiTheme="minorHAnsi" w:cstheme="minorHAnsi"/>
-                          <w:sz w:val="22"/>
-                          <w:szCs w:val="22"/>
-                        </w:rPr>
-                        <w:t>pl</w:t>
-                      </w:r>
-                      <w:r>
-                        <w:rPr>
-                          <w:rFonts w:asciiTheme="minorHAnsi" w:hAnsiTheme="minorHAnsi" w:cstheme="minorHAnsi"/>
-                          <w:sz w:val="22"/>
-                          <w:szCs w:val="22"/>
-                        </w:rPr>
-                        <w:t>nomocniteľ</w:t>
-                      </w:r>
-                    </w:p>
-                    <w:p>
-                      <w:pPr>
-                        <w:jc w:val="center"/>
-                        <w:rPr>
-                          <w:rFonts w:asciiTheme="minorHAnsi" w:hAnsiTheme="minorHAnsi" w:cstheme="minorHAnsi"/>
-                          <w:sz w:val="22"/>
-                          <w:szCs w:val="22"/>
-                        </w:rPr>
-                      </w:pPr>
-                    </w:p>
-                    <w:p>
-                      <w:pPr>
-                        <w:jc w:val="center"/>
-                        <w:rPr>
-                          <w:rFonts w:asciiTheme="minorHAnsi" w:hAnsiTheme="minorHAnsi" w:cstheme="minorHAnsi"/>
-                          <w:sz w:val="22"/>
-                          <w:szCs w:val="22"/>
-                        </w:rPr>
-                      </w:pPr>
-                    </w:p>
-                    <w:p>
-                      <w:pPr>
-                        <w:jc w:val="center"/>
-                        <w:rPr>
-                          <w:rFonts w:asciiTheme="minorHAnsi" w:hAnsiTheme="minorHAnsi" w:cstheme="minorHAnsi"/>
-                          <w:sz w:val="22"/>
-                          <w:szCs w:val="22"/>
-                        </w:rPr>
-                      </w:pPr>
-                    </w:p>
-                    <w:p>
-                      <w:pPr>
-                        <w:jc w:val="center"/>
-                        <w:rPr>
-                          <w:rFonts w:asciiTheme="minorHAnsi" w:hAnsiTheme="minorHAnsi" w:cstheme="minorHAnsi"/>
-                          <w:sz w:val="22"/>
-                          <w:szCs w:val="22"/>
-                        </w:rPr>
-                      </w:pPr>
-                    </w:p>
-                    <w:p>
-                      <w:pPr>
-                        <w:jc w:val="center"/>
-                        <w:rPr>
-                          <w:rFonts w:asciiTheme="minorHAnsi" w:hAnsiTheme="minorHAnsi" w:cstheme="minorHAnsi"/>
-                          <w:sz w:val="22"/>
-                          <w:szCs w:val="22"/>
-                        </w:rPr>
-                      </w:pPr>
-                      <w:r>
-                        <w:rPr>
-                          <w:rFonts w:asciiTheme="minorHAnsi" w:hAnsiTheme="minorHAnsi" w:cstheme="minorHAnsi"/>
-                          <w:sz w:val="22"/>
-                          <w:szCs w:val="22"/>
-                        </w:rPr>
-                        <w:t>...........................................</w:t>
-                      </w:r>
-                    </w:p>
-                    <w:p>
-                      <w:pPr>
-                        <w:jc w:val="center"/>
-                        <w:rPr>
-                          <w:rFonts w:asciiTheme="minorHAnsi" w:hAnsiTheme="minorHAnsi" w:cstheme="minorHAnsi"/>
-                          <w:b/>
-                          <w:bCs/>
-                          <w:sz w:val="22"/>
-                          <w:szCs w:val="22"/>
-                        </w:rPr>
-                      </w:pPr>
-                      <w:proofErr w:type="spellStart"/>
-                      <w:r>
-                        <w:rPr>
-                          <w:rFonts w:asciiTheme="minorHAnsi" w:hAnsiTheme="minorHAnsi" w:cstheme="minorHAnsi"/>
-                          <w:b/>
-                          <w:bCs/>
-                          <w:sz w:val="22"/>
-                          <w:szCs w:val="22"/>
-                          <w:highlight w:val="yellow"/>
-                        </w:rPr>
-                        <w:t>Xxxxxx</w:t>
-                      </w:r>
-                      <w:proofErr w:type="spellEnd"/>
-                      <w:r>
-                        <w:rPr>
-                          <w:rFonts w:asciiTheme="minorHAnsi" w:hAnsiTheme="minorHAnsi" w:cstheme="minorHAnsi"/>
-                          <w:b/>
-                          <w:bCs/>
-                          <w:sz w:val="22"/>
-                          <w:szCs w:val="22"/>
-                          <w:highlight w:val="yellow"/>
-                        </w:rPr>
-                        <w:t xml:space="preserve"> </w:t>
-                      </w:r>
-                      <w:proofErr w:type="spellStart"/>
-                      <w:r>
-                        <w:rPr>
-                          <w:rFonts w:asciiTheme="minorHAnsi" w:hAnsiTheme="minorHAnsi" w:cstheme="minorHAnsi"/>
-                          <w:b/>
-                          <w:bCs/>
-                          <w:sz w:val="22"/>
-                          <w:szCs w:val="22"/>
-                          <w:highlight w:val="yellow"/>
-                        </w:rPr>
-                        <w:t>Xxxxxx</w:t>
-                      </w:r>
-                      <w:proofErr w:type="spellEnd"/>
-                    </w:p>
-                  </w:txbxContent>
-                </v:textbox>
-              </v:shape>
-            </w:pict>
-          </mc:Fallback>
-        </mc:AlternateContent>
-      </w:r>
-    </w:p>
-    <w:p>
-      <w:pPr>
-        <w:widowControl w:val="0"/>
-        <w:tabs>
-          <w:tab w:val="left" w:pos="1730"/>
-          <w:tab w:val="left" w:pos="1731"/>
-        </w:tabs>
-        <w:autoSpaceDE w:val="0"/>
-        <w:autoSpaceDN w:val="0"/>
-        <w:spacing w:line="360" w:lineRule="auto"/>
-        <w:ind w:right="848"/>
-        <w:jc w:val="both"/>
-        <w:rPr>
-          <w:rFonts w:asciiTheme="minorHAnsi" w:hAnsiTheme="minorHAnsi" w:cstheme="minorHAnsi"/>
-          <w:sz w:val="22"/>
-          <w:szCs w:val="22"/>
-        </w:rPr>
-      </w:pPr>
-      <w:r>
-        <w:rPr>
-          <w:rFonts w:asciiTheme="minorHAnsi" w:hAnsiTheme="minorHAnsi" w:cstheme="minorHAnsi"/>
-          <w:iCs/>
-          <w:noProof/>
-          <w:sz w:val="22"/>
-          <w:szCs w:val="22"/>
-        </w:rPr>
-        <w:drawing>
-          <wp:anchor distT="0" distB="0" distL="114300" distR="114300" simplePos="0" relativeHeight="251662336" behindDoc="1" locked="0" layoutInCell="1" allowOverlap="1" wp14:anchorId="311F10E5" wp14:editId="61EB43EA">
-            <wp:simplePos x="0" y="0"/>
-            <wp:positionH relativeFrom="column">
-              <wp:posOffset>3968750</wp:posOffset>
-            </wp:positionH>
-            <wp:positionV relativeFrom="paragraph">
-              <wp:posOffset>55245</wp:posOffset>
-            </wp:positionV>
-            <wp:extent cx="1348740" cy="825144"/>
-            <wp:effectExtent l="0" t="0" r="3810" b="0"/>
-            <wp:wrapNone/>
-            <wp:docPr id="449505454" name="Obrázok 1" descr="Obrázok, na ktorom je text, písmo, biely, dizajn&#10;&#10;Automaticky generovaný popis"/>
-            <wp:cNvGraphicFramePr>
-              <a:graphicFrameLocks xmlns:a="http://schemas.openxmlformats.org/drawingml/2006/main" noChangeAspect="1"/>
-            </wp:cNvGraphicFramePr>
-            <a:graphic xmlns:a="http://schemas.openxmlformats.org/drawingml/2006/main">
-              <a:graphicData uri="http://schemas.openxmlformats.org/drawingml/2006/picture">
-                <pic:pic xmlns:pic="http://schemas.openxmlformats.org/drawingml/2006/picture">
-                  <pic:nvPicPr>
-                    <pic:cNvPr id="449505454" name="Obrázok 1" descr="Obrázok, na ktorom je text, písmo, biely, dizajn&#10;&#10;Automaticky generovaný popis"/>
-                    <pic:cNvPicPr/>
-                  </pic:nvPicPr>
-                  <pic:blipFill>
-                    <a:blip r:embed="rId11" cstate="print">
-                      <a:extLst>
-                        <a:ext uri="{28A0092B-C50C-407E-A947-70E740481C1C}">
-                          <a14:useLocalDpi xmlns:a14="http://schemas.microsoft.com/office/drawing/2010/main" val="0"/>
-                        </a:ext>
-                      </a:extLst>
-                    </a:blip>
-                    <a:stretch>
-                      <a:fillRect/>
-                    </a:stretch>
-                  </pic:blipFill>
-                  <pic:spPr>
-                    <a:xfrm>
-                      <a:off x="0" y="0"/>
-                      <a:ext cx="1348740" cy="825144"/>
-                    </a:xfrm>
-                    <a:prstGeom prst="rect">
-                      <a:avLst/>
-                    </a:prstGeom>
-                  </pic:spPr>
-                </pic:pic>
-              </a:graphicData>
-            </a:graphic>
-            <wp14:sizeRelH relativeFrom="margin">
-              <wp14:pctWidth>0</wp14:pctWidth>
-            </wp14:sizeRelH>
-            <wp14:sizeRelV relativeFrom="margin">
-              <wp14:pctHeight>0</wp14:pctHeight>
-            </wp14:sizeRelV>
-          </wp:anchor>
-        </w:drawing>
-      </w:r>
-      <w:r>
-        <w:rPr>
-          <w:rFonts w:asciiTheme="minorHAnsi" w:hAnsiTheme="minorHAnsi" w:cstheme="minorHAnsi"/>
-          <w:sz w:val="22"/>
-          <w:szCs w:val="22"/>
-        </w:rPr>
-        <w:t xml:space="preserve">V Bratislave, dňa </w:t>
-      </w:r>
-      <w:r>
-        <w:rPr>
-          <w:rFonts w:asciiTheme="minorHAnsi" w:hAnsiTheme="minorHAnsi" w:cstheme="minorHAnsi"/>
-          <w:sz w:val="22"/>
-          <w:szCs w:val="22"/>
-          <w:highlight w:val="yellow"/>
-        </w:rPr>
-        <w:t>XX</w:t>
-      </w:r>
-      <w:r>
-        <w:rPr>
-          <w:rFonts w:asciiTheme="minorHAnsi" w:hAnsiTheme="minorHAnsi" w:cstheme="minorHAnsi"/>
-          <w:sz w:val="22"/>
-          <w:szCs w:val="22"/>
-          <w:highlight w:val="yellow"/>
-        </w:rPr>
-        <w:t>.</w:t>
-      </w:r>
-      <w:r>
-        <w:rPr>
-          <w:rFonts w:asciiTheme="minorHAnsi" w:hAnsiTheme="minorHAnsi" w:cstheme="minorHAnsi"/>
-          <w:sz w:val="22"/>
-          <w:szCs w:val="22"/>
-          <w:highlight w:val="yellow"/>
-        </w:rPr>
-        <w:t>XX</w:t>
-      </w:r>
-      <w:r>
-        <w:rPr>
-          <w:rFonts w:asciiTheme="minorHAnsi" w:hAnsiTheme="minorHAnsi" w:cstheme="minorHAnsi"/>
-          <w:sz w:val="22"/>
-          <w:szCs w:val="22"/>
-        </w:rPr>
-        <w:t>.202</w:t>
-      </w:r>
-      <w:r>
-        <w:rPr>
-          <w:rFonts w:asciiTheme="minorHAnsi" w:hAnsiTheme="minorHAnsi" w:cstheme="minorHAnsi"/>
-          <w:sz w:val="22"/>
-          <w:szCs w:val="22"/>
-        </w:rPr>
-        <w:t>4</w:t>
-      </w:r>
-    </w:p>
-    <w:p>
-      <w:pPr>
-        <w:widowControl w:val="0"/>
-        <w:tabs>
-          <w:tab w:val="left" w:pos="1730"/>
-          <w:tab w:val="left" w:pos="1731"/>
-        </w:tabs>
-        <w:autoSpaceDE w:val="0"/>
-        <w:autoSpaceDN w:val="0"/>
-        <w:spacing w:after="120" w:line="360" w:lineRule="auto"/>
-        <w:ind w:right="851"/>
-        <w:jc w:val="both"/>
-        <w:rPr>
-          <w:rFonts w:asciiTheme="minorHAnsi" w:hAnsiTheme="minorHAnsi" w:cstheme="minorHAnsi"/>
-          <w:sz w:val="22"/>
-          <w:szCs w:val="22"/>
-        </w:rPr>
-      </w:pPr>
-    </w:p>
-    <w:p>
-      <w:pPr>
-        <w:widowControl w:val="0"/>
-        <w:tabs>
-          <w:tab w:val="left" w:pos="1730"/>
-          <w:tab w:val="left" w:pos="1731"/>
-        </w:tabs>
-        <w:autoSpaceDE w:val="0"/>
-        <w:autoSpaceDN w:val="0"/>
-        <w:spacing w:after="120" w:line="360" w:lineRule="auto"/>
-        <w:ind w:right="851"/>
-        <w:jc w:val="both"/>
-        <w:rPr>
-          <w:rFonts w:asciiTheme="minorHAnsi" w:hAnsiTheme="minorHAnsi" w:cstheme="minorHAnsi"/>
-          <w:sz w:val="22"/>
-          <w:szCs w:val="22"/>
-        </w:rPr>
-      </w:pPr>
-    </w:p>
-    <w:p>
-      <w:pPr>
-        <w:widowControl w:val="0"/>
-        <w:tabs>
-          <w:tab w:val="left" w:pos="1985"/>
-          <w:tab w:val="left" w:pos="6521"/>
-        </w:tabs>
-        <w:autoSpaceDE w:val="0"/>
-        <w:autoSpaceDN w:val="0"/>
-        <w:spacing w:after="60"/>
-        <w:ind w:right="851"/>
-        <w:jc w:val="both"/>
-        <w:rPr>
-          <w:rFonts w:asciiTheme="minorHAnsi" w:hAnsiTheme="minorHAnsi" w:cstheme="minorHAnsi"/>
-          <w:sz w:val="22"/>
-          <w:szCs w:val="22"/>
-        </w:rPr>
-      </w:pPr>
-    </w:p>
+    <w:tbl>
+      <w:tblPr>
+        <w:tblStyle w:val="Mriekatabuky"/>
+        <w:tblW w:w="0" w:type="auto"/>
+        <w:tblBorders>
+          <w:top w:val="none" w:sz="0" w:space="0" w:color="auto"/>
+          <w:left w:val="none" w:sz="0" w:space="0" w:color="auto"/>
+          <w:bottom w:val="none" w:sz="0" w:space="0" w:color="auto"/>
+          <w:right w:val="none" w:sz="0" w:space="0" w:color="auto"/>
+          <w:insideH w:val="none" w:sz="0" w:space="0" w:color="auto"/>
+          <w:insideV w:val="none" w:sz="0" w:space="0" w:color="auto"/>
+        </w:tblBorders>
+        <w:tblLook w:val="04A0" w:firstRow="1" w:lastRow="0" w:firstColumn="1" w:lastColumn="0" w:noHBand="0" w:noVBand="1"/>
+      </w:tblPr>
+      <w:tblGrid>
+        <w:gridCol w:w="2830"/>
+        <w:gridCol w:w="3402"/>
+        <w:gridCol w:w="3395"/>
+      </w:tblGrid>
+      <w:tr>
+        <w:trPr>
+          <w:trHeight w:val="1513"/>
+        </w:trPr>
+        <w:tc>
+          <w:tcPr>
+            <w:tcW w:w="2830" w:type="dxa"/>
+          </w:tcPr>
+          <w:p>
+            <w:pPr>
+              <w:widowControl w:val="0"/>
+              <w:tabs>
+                <w:tab w:val="left" w:pos="1730"/>
+                <w:tab w:val="left" w:pos="1731"/>
+              </w:tabs>
+              <w:autoSpaceDE w:val="0"/>
+              <w:autoSpaceDN w:val="0"/>
+              <w:spacing w:after="120" w:line="360" w:lineRule="auto"/>
+              <w:ind w:right="41"/>
+              <w:jc w:val="both"/>
+              <w:rPr>
+                <w:rFonts w:asciiTheme="minorHAnsi" w:hAnsiTheme="minorHAnsi" w:cstheme="minorHAnsi"/>
+                <w:sz w:val="21"/>
+                <w:szCs w:val="21"/>
+              </w:rPr>
+            </w:pPr>
+            <w:r>
+              <w:rPr>
+                <w:rFonts w:asciiTheme="minorHAnsi" w:hAnsiTheme="minorHAnsi" w:cstheme="minorHAnsi"/>
+                <w:iCs/>
+                <w:noProof/>
+                <w:sz w:val="21"/>
+                <w:szCs w:val="21"/>
+              </w:rPr>
+            </w:r>
+          </w:p>
+        </w:tc>
+        <w:tc>
+          <w:tcPr>
+            <w:tcW w:w="3402" w:type="dxa"/>
+          </w:tcPr>
+          <w:p>
+            <w:pPr>
+              <w:jc w:val="center"/>
+              <w:rPr>
+                <w:rFonts w:asciiTheme="minorHAnsi" w:hAnsiTheme="minorHAnsi" w:cstheme="minorHAnsi"/>
+                <w:sz w:val="21"/>
+                <w:szCs w:val="21"/>
+              </w:rPr>
+            </w:pPr>
+            <w:r>
+              <w:rPr>
+                <w:rFonts w:asciiTheme="minorHAnsi" w:hAnsiTheme="minorHAnsi" w:cstheme="minorHAnsi"/>
+                <w:sz w:val="21"/>
+                <w:szCs w:val="21"/>
+              </w:rPr>
+              <w:t>Splnomocniteľ</w:t>
+            </w:r>
+          </w:p>
+        </w:tc>
+        <w:tc>
+          <w:tcPr>
+            <w:tcW w:w="3395" w:type="dxa"/>
+          </w:tcPr>
+          <w:p>
+            <w:pPr>
+              <w:jc w:val="center"/>
+              <w:rPr>
+                <w:rFonts w:asciiTheme="minorHAnsi" w:hAnsiTheme="minorHAnsi" w:cstheme="minorHAnsi"/>
+                <w:sz w:val="21"/>
+                <w:szCs w:val="21"/>
+              </w:rPr>
+            </w:pPr>
+            <w:r>
+              <w:rPr>
+                <w:rFonts w:asciiTheme="minorHAnsi" w:hAnsiTheme="minorHAnsi" w:cstheme="minorHAnsi"/>
+                <w:noProof/>
+              </w:rPr>
+              <w:drawing>
+                <wp:anchor distT="0" distB="0" distL="114300" distR="114300" simplePos="0" relativeHeight="251659264" behindDoc="0" locked="0" layoutInCell="1" allowOverlap="1" wp14:anchorId="1DCEC1EA" wp14:editId="6A620DDB">
+                  <wp:simplePos x="0" y="0"/>
+                  <wp:positionH relativeFrom="column">
+                    <wp:posOffset>354143</wp:posOffset>
+                  </wp:positionH>
+                  <wp:positionV relativeFrom="paragraph">
+                    <wp:posOffset>213995</wp:posOffset>
+                  </wp:positionV>
+                  <wp:extent cx="1317811" cy="806451"/>
+                  <wp:effectExtent l="0" t="0" r="3175" b="0"/>
+                  <wp:wrapNone/>
+                  <wp:docPr id="3" name="Obrázok 3" descr="Obrázok, na ktorom je text&#10;&#10;Automaticky generovaný popis"/>
+                  <wp:cNvGraphicFramePr>
+                    <a:graphicFrameLocks xmlns:a="http://schemas.openxmlformats.org/drawingml/2006/main" noChangeAspect="1"/>
+                  </wp:cNvGraphicFramePr>
+                  <a:graphic xmlns:a="http://schemas.openxmlformats.org/drawingml/2006/main">
+                    <a:graphicData uri="http://schemas.openxmlformats.org/drawingml/2006/picture">
+                      <pic:pic xmlns:pic="http://schemas.openxmlformats.org/drawingml/2006/picture">
+                        <pic:nvPicPr>
+                          <pic:cNvPr id="3" name="Obrázok 3" descr="Obrázok, na ktorom je text&#10;&#10;Automaticky generovaný popis"/>
+                          <pic:cNvPicPr/>
+                        </pic:nvPicPr>
+                        <pic:blipFill>
+                          <a:blip r:embed="rId11" cstate="print">
+                            <a:extLst>
+                              <a:ext uri="{28A0092B-C50C-407E-A947-70E740481C1C}">
+                                <a14:useLocalDpi xmlns:a14="http://schemas.microsoft.com/office/drawing/2010/main" val="0"/>
+                              </a:ext>
+                            </a:extLst>
+                          </a:blip>
+                          <a:stretch>
+                            <a:fillRect/>
+                          </a:stretch>
+                        </pic:blipFill>
+                        <pic:spPr>
+                          <a:xfrm>
+                            <a:off x="0" y="0"/>
+                            <a:ext cx="1317811" cy="806451"/>
+                          </a:xfrm>
+                          <a:prstGeom prst="rect">
+                            <a:avLst/>
+                          </a:prstGeom>
+                        </pic:spPr>
+                      </pic:pic>
+                    </a:graphicData>
+                  </a:graphic>
+                  <wp14:sizeRelH relativeFrom="margin">
+                    <wp14:pctWidth>0</wp14:pctWidth>
+                  </wp14:sizeRelH>
+                  <wp14:sizeRelV relativeFrom="margin">
+                    <wp14:pctHeight>0</wp14:pctHeight>
+                  </wp14:sizeRelV>
+                </wp:anchor>
+              </w:drawing>
+            </w:r>
+            <w:r>
+              <w:rPr>
+                <w:rFonts w:asciiTheme="minorHAnsi" w:hAnsiTheme="minorHAnsi" w:cstheme="minorHAnsi"/>
+                <w:sz w:val="21"/>
+                <w:szCs w:val="21"/>
+              </w:rPr>
+              <w:t>Splnomocnenec</w:t>
+            </w:r>
+          </w:p>
+        </w:tc>
+      </w:tr>
+      <w:tr>
+        <w:tc>
+          <w:tcPr>
+            <w:tcW w:w="2830" w:type="dxa"/>
+          </w:tcPr>
+          <w:p>
+            <w:pPr>
+              <w:widowControl w:val="0"/>
+              <w:tabs>
+                <w:tab w:val="left" w:pos="1730"/>
+                <w:tab w:val="left" w:pos="1731"/>
+              </w:tabs>
+              <w:autoSpaceDE w:val="0"/>
+              <w:autoSpaceDN w:val="0"/>
+              <w:spacing w:after="120" w:line="360" w:lineRule="auto"/>
+              <w:ind w:right="851"/>
+              <w:jc w:val="both"/>
+              <w:rPr>
+                <w:rFonts w:asciiTheme="minorHAnsi" w:hAnsiTheme="minorHAnsi" w:cstheme="minorHAnsi"/>
+                <w:sz w:val="21"/>
+                <w:szCs w:val="21"/>
+              </w:rPr>
+            </w:pPr>
+          </w:p>
+        </w:tc>
+        <w:tc>
+          <w:tcPr>
+            <w:tcW w:w="3402" w:type="dxa"/>
+          </w:tcPr>
+          <w:p>
+            <w:pPr>
+              <w:jc w:val="center"/>
+              <w:rPr>
+                <w:rFonts w:asciiTheme="minorHAnsi" w:hAnsiTheme="minorHAnsi" w:cstheme="minorHAnsi"/>
+                <w:sz w:val="21"/>
+                <w:szCs w:val="21"/>
+              </w:rPr>
+            </w:pPr>
+            <w:r>
+              <w:rPr>
+                <w:rFonts w:asciiTheme="minorHAnsi" w:hAnsiTheme="minorHAnsi" w:cstheme="minorHAnsi"/>
+                <w:sz w:val="21"/>
+                <w:szCs w:val="21"/>
+              </w:rPr>
+              <w:t>...........................................</w:t>
+            </w:r>
+          </w:p>
+          <w:p>
+            <w:pPr>
+              <w:jc w:val="center"/>
+              <w:rPr>
+                <w:rFonts w:asciiTheme="minorHAnsi" w:hAnsiTheme="minorHAnsi" w:cstheme="minorHAnsi"/>
+                <w:sz w:val="21"/>
+                <w:szCs w:val="21"/>
+              </w:rPr>
+            </w:pPr>
+            <w:r>
+              <w:rPr>
+                <w:rFonts w:asciiTheme="minorHAnsi" w:hAnsiTheme="minorHAnsi" w:cstheme="minorHAnsi"/>
+                <w:iCs/>
+                <w:sz w:val="21"/>
+                <w:szCs w:val="21"/>
+              </w:rPr>
+            </w:r>
+          </w:p>
+        </w:tc>
+        <w:tc>
+          <w:tcPr>
+            <w:tcW w:w="3395" w:type="dxa"/>
+          </w:tcPr>
+          <w:p>
+            <w:pPr>
+              <w:jc w:val="center"/>
+              <w:rPr>
+                <w:rFonts w:asciiTheme="minorHAnsi" w:hAnsiTheme="minorHAnsi" w:cstheme="minorHAnsi"/>
+                <w:sz w:val="21"/>
+                <w:szCs w:val="21"/>
+              </w:rPr>
+            </w:pPr>
+            <w:r>
+              <w:rPr>
+                <w:rFonts w:asciiTheme="minorHAnsi" w:hAnsiTheme="minorHAnsi" w:cstheme="minorHAnsi"/>
+                <w:sz w:val="21"/>
+                <w:szCs w:val="21"/>
+              </w:rPr>
+              <w:t>...........................................</w:t>
+            </w:r>
+          </w:p>
+          <w:p>
+            <w:pPr>
+              <w:jc w:val="center"/>
+              <w:rPr>
+                <w:rFonts w:asciiTheme="minorHAnsi" w:hAnsiTheme="minorHAnsi" w:cstheme="minorHAnsi"/>
+                <w:b/>
+                <w:bCs/>
+                <w:sz w:val="21"/>
+                <w:szCs w:val="21"/>
+              </w:rPr>
+            </w:pPr>
+            <w:r>
+              <w:rPr>
+                <w:rFonts w:asciiTheme="minorHAnsi" w:hAnsiTheme="minorHAnsi" w:cstheme="minorHAnsi"/>
+                <w:b/>
+                <w:bCs/>
+                <w:sz w:val="21"/>
+                <w:szCs w:val="21"/>
+              </w:rPr>
+              <w:t>Energovision s.r.o.</w:t>
+            </w:r>
+          </w:p>
+          <w:p>
+            <w:pPr>
+              <w:widowControl w:val="0"/>
+              <w:tabs>
+                <w:tab w:val="left" w:pos="1730"/>
+                <w:tab w:val="left" w:pos="1731"/>
+              </w:tabs>
+              <w:autoSpaceDE w:val="0"/>
+              <w:autoSpaceDN w:val="0"/>
+              <w:spacing w:after="120" w:line="360" w:lineRule="auto"/>
+              <w:jc w:val="center"/>
+              <w:rPr>
+                <w:rFonts w:asciiTheme="minorHAnsi" w:hAnsiTheme="minorHAnsi" w:cstheme="minorHAnsi"/>
+                <w:sz w:val="21"/>
+                <w:szCs w:val="21"/>
+              </w:rPr>
+            </w:pPr>
+            <w:r>
+              <w:rPr>
+                <w:rFonts w:asciiTheme="minorHAnsi" w:hAnsiTheme="minorHAnsi" w:cstheme="minorHAnsi"/>
+                <w:sz w:val="21"/>
+                <w:szCs w:val="21"/>
+              </w:rPr>
+              <w:t>Lukáš Bago</w:t>
+            </w:r>
+          </w:p>
+        </w:tc>
+      </w:tr>
+    </w:tbl>
     <w:p>
       <w:pPr>
         <w:widowControl w:val="0"/>
@@ -1871,15 +1270,15 @@
           <w:rFonts w:asciiTheme="minorHAnsi" w:hAnsiTheme="minorHAnsi" w:cstheme="minorHAnsi"/>
           <w:b/>
           <w:bCs/>
-          <w:sz w:val="22"/>
-          <w:szCs w:val="22"/>
+          <w:sz w:val="21"/>
+          <w:szCs w:val="21"/>
         </w:rPr>
       </w:pPr>
       <w:r>
         <w:rPr>
           <w:rFonts w:asciiTheme="minorHAnsi" w:hAnsiTheme="minorHAnsi" w:cstheme="minorHAnsi"/>
-          <w:sz w:val="22"/>
-          <w:szCs w:val="22"/>
+          <w:sz w:val="21"/>
+          <w:szCs w:val="21"/>
         </w:rPr>
         <w:t>Splnomocnenec toto plnomocenstvo v plnom rozsahu prijíma.</w:t>
       </w:r>
@@ -6403,15 +5802,6 @@
   </w:num>
   <w:num w:numId="40" w16cid:durableId="291791830">
     <w:abstractNumId w:val="12"/>
-    <w:lvlOverride w:ilvl="0"/>
-    <w:lvlOverride w:ilvl="1"/>
-    <w:lvlOverride w:ilvl="2"/>
-    <w:lvlOverride w:ilvl="3"/>
-    <w:lvlOverride w:ilvl="4"/>
-    <w:lvlOverride w:ilvl="5"/>
-    <w:lvlOverride w:ilvl="6"/>
-    <w:lvlOverride w:ilvl="7"/>
-    <w:lvlOverride w:ilvl="8"/>
   </w:num>
   <w:numIdMacAtCleanup w:val="8"/>
 </w:numbering>
@@ -6987,6 +6377,7 @@
   <w:style w:type="character" w:default="1" w:styleId="Predvolenpsmoodseku">
     <w:name w:val="Default Paragraph Font"/>
     <w:uiPriority w:val="1"/>
+    <w:semiHidden/>
     <w:unhideWhenUsed/>
   </w:style>
   <w:style w:type="table" w:default="1" w:styleId="Normlnatabuka">
@@ -7928,6 +7319,15 @@
 </file>
 
 <file path=customXml/item1.xml><?xml version="1.0" encoding="utf-8"?>
+<?mso-contentType ?>
+<FormTemplates xmlns="http://schemas.microsoft.com/sharepoint/v3/contenttype/forms">
+  <Display>DocumentLibraryForm</Display>
+  <Edit>DocumentLibraryForm</Edit>
+  <New>DocumentLibraryForm</New>
+</FormTemplates>
+</file>
+
+<file path=customXml/item2.xml><?xml version="1.0" encoding="utf-8"?>
 <p:properties xmlns:p="http://schemas.microsoft.com/office/2006/metadata/properties" xmlns:xsi="http://www.w3.org/2001/XMLSchema-instance" xmlns:pc="http://schemas.microsoft.com/office/infopath/2007/PartnerControls">
   <documentManagement>
     <TaxCatchAll xmlns="2c608a3e-d165-46a6-a9e8-7587a575085f" xsi:nil="true"/>
@@ -7938,16 +7338,11 @@
 </p:properties>
 </file>
 
-<file path=customXml/item2.xml><?xml version="1.0" encoding="utf-8"?>
-<?mso-contentType ?>
-<FormTemplates xmlns="http://schemas.microsoft.com/sharepoint/v3/contenttype/forms">
-  <Display>DocumentLibraryForm</Display>
-  <Edit>DocumentLibraryForm</Edit>
-  <New>DocumentLibraryForm</New>
-</FormTemplates>
+<file path=customXml/item3.xml><?xml version="1.0" encoding="utf-8"?>
+<b:Sources xmlns:b="http://schemas.openxmlformats.org/officeDocument/2006/bibliography" xmlns="http://schemas.openxmlformats.org/officeDocument/2006/bibliography" SelectedStyle="\APA.XSL" StyleName="APA Fifth Edition"/>
 </file>
 
-<file path=customXml/item3.xml><?xml version="1.0" encoding="utf-8"?>
+<file path=customXml/item4.xml><?xml version="1.0" encoding="utf-8"?>
 <ct:contentTypeSchema xmlns:ct="http://schemas.microsoft.com/office/2006/metadata/contentType" xmlns:ma="http://schemas.microsoft.com/office/2006/metadata/properties/metaAttributes" ct:_="" ma:_="" ma:contentTypeName="Dokument" ma:contentTypeID="0x010100846434556425364392FE2F5420AAA35C" ma:contentTypeVersion="16" ma:contentTypeDescription="Umožňuje vytvoriť nový dokument." ma:contentTypeScope="" ma:versionID="4fd9b71612ea0abe74be4255b6bc5d36">
   <xsd:schema xmlns:xsd="http://www.w3.org/2001/XMLSchema" xmlns:xs="http://www.w3.org/2001/XMLSchema" xmlns:p="http://schemas.microsoft.com/office/2006/metadata/properties" xmlns:ns2="c5c0e9e9-ea95-46d4-bbba-0bdce2882950" xmlns:ns3="2c608a3e-d165-46a6-a9e8-7587a575085f" targetNamespace="http://schemas.microsoft.com/office/2006/metadata/properties" ma:root="true" ma:fieldsID="15468312ce1acbf7204f49f15107177d" ns2:_="" ns3:_="">
     <xsd:import namespace="c5c0e9e9-ea95-46d4-bbba-0bdce2882950"/>
@@ -8190,11 +7585,15 @@
 </ct:contentTypeSchema>
 </file>
 
-<file path=customXml/item4.xml><?xml version="1.0" encoding="utf-8"?>
-<b:Sources xmlns:b="http://schemas.openxmlformats.org/officeDocument/2006/bibliography" xmlns="http://schemas.openxmlformats.org/officeDocument/2006/bibliography" SelectedStyle="\APA.XSL" StyleName="APA Fifth Edition"/>
+<file path=customXml/itemProps1.xml><?xml version="1.0" encoding="utf-8"?>
+<ds:datastoreItem xmlns:ds="http://schemas.openxmlformats.org/officeDocument/2006/customXml" ds:itemID="{EE328504-4D79-4080-90C9-6178A34A0493}">
+  <ds:schemaRefs>
+    <ds:schemaRef ds:uri="http://schemas.microsoft.com/sharepoint/v3/contenttype/forms"/>
+  </ds:schemaRefs>
+</ds:datastoreItem>
 </file>
 
-<file path=customXml/itemProps1.xml><?xml version="1.0" encoding="utf-8"?>
+<file path=customXml/itemProps2.xml><?xml version="1.0" encoding="utf-8"?>
 <ds:datastoreItem xmlns:ds="http://schemas.openxmlformats.org/officeDocument/2006/customXml" ds:itemID="{37631987-07AA-41CE-8AD1-D263FCCF939F}">
   <ds:schemaRefs>
     <ds:schemaRef ds:uri="http://schemas.microsoft.com/office/2006/metadata/properties"/>
@@ -8205,15 +7604,15 @@
 </ds:datastoreItem>
 </file>
 
-<file path=customXml/itemProps2.xml><?xml version="1.0" encoding="utf-8"?>
-<ds:datastoreItem xmlns:ds="http://schemas.openxmlformats.org/officeDocument/2006/customXml" ds:itemID="{EE328504-4D79-4080-90C9-6178A34A0493}">
+<file path=customXml/itemProps3.xml><?xml version="1.0" encoding="utf-8"?>
+<ds:datastoreItem xmlns:ds="http://schemas.openxmlformats.org/officeDocument/2006/customXml" ds:itemID="{6EE47174-595A-4B98-A380-5C82E33CEE64}">
   <ds:schemaRefs>
-    <ds:schemaRef ds:uri="http://schemas.microsoft.com/sharepoint/v3/contenttype/forms"/>
+    <ds:schemaRef ds:uri="http://schemas.openxmlformats.org/officeDocument/2006/bibliography"/>
   </ds:schemaRefs>
 </ds:datastoreItem>
 </file>
 
-<file path=customXml/itemProps3.xml><?xml version="1.0" encoding="utf-8"?>
+<file path=customXml/itemProps4.xml><?xml version="1.0" encoding="utf-8"?>
 <ds:datastoreItem xmlns:ds="http://schemas.openxmlformats.org/officeDocument/2006/customXml" ds:itemID="{37B24A1F-C061-4806-9923-6181DC11A724}">
   <ds:schemaRefs>
     <ds:schemaRef ds:uri="http://schemas.microsoft.com/office/2006/metadata/contentType"/>
@@ -8230,12 +7629,4 @@
     <ds:schemaRef ds:uri="http://schemas.microsoft.com/internal/obd"/>
   </ds:schemaRefs>
 </ds:datastoreItem>
-</file>
-
-<file path=customXml/itemProps4.xml><?xml version="1.0" encoding="utf-8"?>
-<ds:datastoreItem xmlns:ds="http://schemas.openxmlformats.org/officeDocument/2006/customXml" ds:itemID="{6EE47174-595A-4B98-A380-5C82E33CEE64}">
-  <ds:schemaRefs>
-    <ds:schemaRef ds:uri="http://schemas.openxmlformats.org/officeDocument/2006/bibliography"/>
-  </ds:schemaRefs>
-</ds:datastoreItem>
 </file>
--- a/templates_zmluvy/Splnomocnenie_template.docx
+++ b/templates_zmluvy/Splnomocnenie_template.docx
@@ -602,67 +602,7 @@
         </w:rPr>
       </w:pPr>
       <w:r>
-        <w:rPr>
-          <w:rFonts w:asciiTheme="minorHAnsi" w:hAnsiTheme="minorHAnsi" w:cstheme="minorHAnsi"/>
-          <w:iCs/>
-          <w:sz w:val="21"/>
-          <w:szCs w:val="21"/>
-        </w:rPr>
-        <w:t>n</w:t>
-      </w:r>
-      <w:r>
-        <w:rPr>
-          <w:rFonts w:asciiTheme="minorHAnsi" w:hAnsiTheme="minorHAnsi" w:cstheme="minorHAnsi"/>
-          <w:iCs/>
-          <w:sz w:val="21"/>
-          <w:szCs w:val="21"/>
-        </w:rPr>
-        <w:t>a to aby ho splnomocnenec zastupoval</w:t>
-      </w:r>
-      <w:r>
-        <w:rPr>
-          <w:rFonts w:asciiTheme="minorHAnsi" w:hAnsiTheme="minorHAnsi" w:cstheme="minorHAnsi"/>
-          <w:iCs/>
-          <w:sz w:val="21"/>
-          <w:szCs w:val="21"/>
-        </w:rPr>
-        <w:t xml:space="preserve"> vo všetkých právnych úkonoch súvisiacich s inštaláciou </w:t>
-      </w:r>
-      <w:r>
-        <w:rPr>
-          <w:rFonts w:asciiTheme="minorHAnsi" w:hAnsiTheme="minorHAnsi" w:cstheme="minorHAnsi"/>
-          <w:iCs/>
-          <w:sz w:val="21"/>
-          <w:szCs w:val="21"/>
-        </w:rPr>
-        <w:t xml:space="preserve">a pripojením </w:t>
-      </w:r>
-      <w:r>
-        <w:rPr>
-          <w:rFonts w:asciiTheme="minorHAnsi" w:hAnsiTheme="minorHAnsi" w:cstheme="minorHAnsi"/>
-          <w:iCs/>
-          <w:sz w:val="21"/>
-          <w:szCs w:val="21"/>
-        </w:rPr>
-        <w:t>malého</w:t>
-      </w:r>
-      <w:r>
-        <w:rPr>
-          <w:rFonts w:asciiTheme="minorHAnsi" w:hAnsiTheme="minorHAnsi" w:cstheme="minorHAnsi"/>
-          <w:iCs/>
-          <w:sz w:val="21"/>
-          <w:szCs w:val="21"/>
-        </w:rPr>
-        <w:t xml:space="preserve"> zdroja do siete</w:t>
-      </w:r>
-      <w:r>
-        <w:rPr>
-          <w:rFonts w:asciiTheme="minorHAnsi" w:hAnsiTheme="minorHAnsi" w:cstheme="minorHAnsi"/>
-          <w:iCs/>
-          <w:sz w:val="21"/>
-          <w:szCs w:val="21"/>
-        </w:rPr>
-        <w:t>, konkrétne pri nasledovných úkonoch:</w:t>
+        <w:t>na to, aby ho splnomocnenec zastupoval vo všetkých právnych úkonoch súvisiacich s inštaláciou a pripojením fotovoltického zariadenia.</w:t>
       </w:r>
     </w:p>
     <w:p>
@@ -676,148 +616,6 @@
           <w:szCs w:val="21"/>
         </w:rPr>
       </w:pPr>
-    </w:p>
-    <w:p>
-      <w:pPr>
-        <w:pStyle w:val="Odsekzoznamu"/>
-        <w:numPr>
-          <w:ilvl w:val="0"/>
-          <w:numId w:val="39"/>
-        </w:numPr>
-        <w:ind w:right="706"/>
-        <w:jc w:val="both"/>
-        <w:rPr>
-          <w:rFonts w:asciiTheme="minorHAnsi" w:hAnsiTheme="minorHAnsi" w:cstheme="minorHAnsi"/>
-          <w:b/>
-          <w:bCs/>
-          <w:iCs/>
-          <w:sz w:val="21"/>
-          <w:szCs w:val="21"/>
-        </w:rPr>
-      </w:pPr>
-      <w:r>
-        <w:rPr>
-          <w:rFonts w:asciiTheme="minorHAnsi" w:hAnsiTheme="minorHAnsi" w:cstheme="minorHAnsi"/>
-          <w:b/>
-          <w:bCs/>
-          <w:iCs/>
-          <w:sz w:val="21"/>
-          <w:szCs w:val="21"/>
-        </w:rPr>
-        <w:t>komunikácia s distribučnou spoločnosťou</w:t>
-      </w:r>
-      <w:r>
-        <w:rPr>
-          <w:rFonts w:asciiTheme="minorHAnsi" w:hAnsiTheme="minorHAnsi" w:cstheme="minorHAnsi"/>
-          <w:b/>
-          <w:bCs/>
-          <w:iCs/>
-          <w:sz w:val="21"/>
-          <w:szCs w:val="21"/>
-        </w:rPr>
-        <w:t xml:space="preserve"> a podpísanie zmlúv s distribučnou spoločnosťou v rámci procesu pripojenia fotovoltického zariadenia</w:t>
-      </w:r>
-    </w:p>
-    <w:p>
-      <w:pPr>
-        <w:pStyle w:val="Odsekzoznamu"/>
-        <w:numPr>
-          <w:ilvl w:val="0"/>
-          <w:numId w:val="39"/>
-        </w:numPr>
-        <w:ind w:right="706"/>
-        <w:jc w:val="both"/>
-        <w:rPr>
-          <w:rFonts w:asciiTheme="minorHAnsi" w:hAnsiTheme="minorHAnsi" w:cstheme="minorHAnsi"/>
-          <w:b/>
-          <w:bCs/>
-          <w:iCs/>
-          <w:sz w:val="21"/>
-          <w:szCs w:val="21"/>
-        </w:rPr>
-      </w:pPr>
-      <w:r>
-        <w:rPr>
-          <w:rFonts w:asciiTheme="minorHAnsi" w:hAnsiTheme="minorHAnsi" w:cstheme="minorHAnsi"/>
-          <w:b/>
-          <w:bCs/>
-          <w:iCs/>
-          <w:sz w:val="21"/>
-          <w:szCs w:val="21"/>
-        </w:rPr>
-        <w:t>komunikácia s energetickou spoločnosťou,</w:t>
-      </w:r>
-    </w:p>
-    <w:p>
-      <w:pPr>
-        <w:pStyle w:val="Odsekzoznamu"/>
-        <w:numPr>
-          <w:ilvl w:val="0"/>
-          <w:numId w:val="39"/>
-        </w:numPr>
-        <w:ind w:right="706"/>
-        <w:jc w:val="both"/>
-        <w:rPr>
-          <w:rFonts w:asciiTheme="minorHAnsi" w:hAnsiTheme="minorHAnsi" w:cstheme="minorHAnsi"/>
-          <w:b/>
-          <w:bCs/>
-          <w:iCs/>
-          <w:sz w:val="21"/>
-          <w:szCs w:val="21"/>
-        </w:rPr>
-      </w:pPr>
-      <w:r>
-        <w:rPr>
-          <w:rFonts w:asciiTheme="minorHAnsi" w:hAnsiTheme="minorHAnsi" w:cstheme="minorHAnsi"/>
-          <w:b/>
-          <w:bCs/>
-          <w:iCs/>
-          <w:sz w:val="21"/>
-          <w:szCs w:val="21"/>
-        </w:rPr>
-        <w:t>komunikácia so stavebným úradom</w:t>
-      </w:r>
-      <w:r>
-        <w:rPr>
-          <w:rFonts w:asciiTheme="minorHAnsi" w:hAnsiTheme="minorHAnsi" w:cstheme="minorHAnsi"/>
-          <w:b/>
-          <w:bCs/>
-          <w:iCs/>
-          <w:sz w:val="21"/>
-          <w:szCs w:val="21"/>
-        </w:rPr>
-        <w:t>,</w:t>
-      </w:r>
-    </w:p>
-    <w:p>
-      <w:pPr>
-        <w:pStyle w:val="Odsekzoznamu"/>
-        <w:numPr>
-          <w:ilvl w:val="0"/>
-          <w:numId w:val="39"/>
-        </w:numPr>
-        <w:ind w:right="706"/>
-        <w:jc w:val="both"/>
-        <w:rPr>
-          <w:rFonts w:asciiTheme="minorHAnsi" w:hAnsiTheme="minorHAnsi" w:cstheme="minorHAnsi"/>
-          <w:b/>
-          <w:bCs/>
-          <w:iCs/>
-          <w:sz w:val="21"/>
-          <w:szCs w:val="21"/>
-        </w:rPr>
-      </w:pPr>
-      <w:r>
-        <w:rPr>
-          <w:rFonts w:asciiTheme="minorHAnsi" w:hAnsiTheme="minorHAnsi" w:cstheme="minorHAnsi"/>
-          <w:b/>
-          <w:bCs/>
-          <w:iCs/>
-          <w:sz w:val="21"/>
-          <w:szCs w:val="21"/>
-        </w:rPr>
-        <w:t>komunikácia so SIEA v rámci projektu Zelená domácnostiam.</w:t>
-      </w:r>
     </w:p>
     <w:p>
       <w:pPr>
